--- a/guess-what/unit-5-home-time/worksheets/worksheet-A.docx
+++ b/guess-what/unit-5-home-time/worksheets/worksheet-A.docx
@@ -2157,7 +2157,641 @@
                 <w:i w:val="0"/>
                 <w:sz w:val="26"/>
               </w:rPr>
+              <w:t>U</w:t>
+            </w:r>
+          </w:p>
+        </w:tc>
+        <w:tc>
+          <w:tcPr>
+            <w:tcW w:type="dxa" w:w="488"/>
+            <w:tcBorders>
+              <w:top w:val="single" w:sz="4" w:color="9FB3C8"/>
+              <w:left w:val="single" w:sz="4" w:color="9FB3C8"/>
+              <w:bottom w:val="single" w:sz="4" w:color="9FB3C8"/>
+              <w:right w:val="single" w:sz="4" w:color="9FB3C8"/>
+            </w:tcBorders>
+          </w:tcPr>
+          <w:p>
+            <w:pPr>
+              <w:spacing w:after="20"/>
+              <w:jc w:val="center"/>
+            </w:pPr>
+            <w:r>
+              <w:rPr>
+                <w:rFonts w:ascii="Arial" w:hAnsi="Arial" w:eastAsia="Arial"/>
+                <w:b/>
+                <w:i w:val="0"/>
+                <w:sz w:val="26"/>
+              </w:rPr>
+              <w:t>S</w:t>
+            </w:r>
+          </w:p>
+        </w:tc>
+        <w:tc>
+          <w:tcPr>
+            <w:tcW w:type="dxa" w:w="488"/>
+            <w:tcBorders>
+              <w:top w:val="single" w:sz="4" w:color="9FB3C8"/>
+              <w:left w:val="single" w:sz="4" w:color="9FB3C8"/>
+              <w:bottom w:val="single" w:sz="4" w:color="9FB3C8"/>
+              <w:right w:val="single" w:sz="4" w:color="9FB3C8"/>
+            </w:tcBorders>
+          </w:tcPr>
+          <w:p>
+            <w:pPr>
+              <w:spacing w:after="20"/>
+              <w:jc w:val="center"/>
+            </w:pPr>
+            <w:r>
+              <w:rPr>
+                <w:rFonts w:ascii="Arial" w:hAnsi="Arial" w:eastAsia="Arial"/>
+                <w:b/>
+                <w:i w:val="0"/>
+                <w:sz w:val="26"/>
+              </w:rPr>
+              <w:t>A</w:t>
+            </w:r>
+          </w:p>
+        </w:tc>
+        <w:tc>
+          <w:tcPr>
+            <w:tcW w:type="dxa" w:w="488"/>
+            <w:tcBorders>
+              <w:top w:val="single" w:sz="4" w:color="9FB3C8"/>
+              <w:left w:val="single" w:sz="4" w:color="9FB3C8"/>
+              <w:bottom w:val="single" w:sz="4" w:color="9FB3C8"/>
+              <w:right w:val="single" w:sz="4" w:color="9FB3C8"/>
+            </w:tcBorders>
+          </w:tcPr>
+          <w:p>
+            <w:pPr>
+              <w:spacing w:after="20"/>
+              <w:jc w:val="center"/>
+            </w:pPr>
+            <w:r>
+              <w:rPr>
+                <w:rFonts w:ascii="Arial" w:hAnsi="Arial" w:eastAsia="Arial"/>
+                <w:b/>
+                <w:i w:val="0"/>
+                <w:sz w:val="26"/>
+              </w:rPr>
+              <w:t>B</w:t>
+            </w:r>
+          </w:p>
+        </w:tc>
+        <w:tc>
+          <w:tcPr>
+            <w:tcW w:type="dxa" w:w="488"/>
+            <w:tcBorders>
+              <w:top w:val="single" w:sz="4" w:color="9FB3C8"/>
+              <w:left w:val="single" w:sz="4" w:color="9FB3C8"/>
+              <w:bottom w:val="single" w:sz="4" w:color="9FB3C8"/>
+              <w:right w:val="single" w:sz="4" w:color="9FB3C8"/>
+            </w:tcBorders>
+          </w:tcPr>
+          <w:p>
+            <w:pPr>
+              <w:spacing w:after="20"/>
+              <w:jc w:val="center"/>
+            </w:pPr>
+            <w:r>
+              <w:rPr>
+                <w:rFonts w:ascii="Arial" w:hAnsi="Arial" w:eastAsia="Arial"/>
+                <w:b/>
+                <w:i w:val="0"/>
+                <w:sz w:val="26"/>
+              </w:rPr>
+              <w:t>D</w:t>
+            </w:r>
+          </w:p>
+        </w:tc>
+        <w:tc>
+          <w:tcPr>
+            <w:tcW w:type="dxa" w:w="488"/>
+            <w:tcBorders>
+              <w:top w:val="single" w:sz="4" w:color="9FB3C8"/>
+              <w:left w:val="single" w:sz="4" w:color="9FB3C8"/>
+              <w:bottom w:val="single" w:sz="4" w:color="9FB3C8"/>
+              <w:right w:val="single" w:sz="4" w:color="9FB3C8"/>
+            </w:tcBorders>
+          </w:tcPr>
+          <w:p>
+            <w:pPr>
+              <w:spacing w:after="20"/>
+              <w:jc w:val="center"/>
+            </w:pPr>
+            <w:r>
+              <w:rPr>
+                <w:rFonts w:ascii="Arial" w:hAnsi="Arial" w:eastAsia="Arial"/>
+                <w:b/>
+                <w:i w:val="0"/>
+                <w:sz w:val="26"/>
+              </w:rPr>
+              <w:t>U</w:t>
+            </w:r>
+          </w:p>
+        </w:tc>
+        <w:tc>
+          <w:tcPr>
+            <w:tcW w:type="dxa" w:w="488"/>
+            <w:tcBorders>
+              <w:top w:val="single" w:sz="4" w:color="9FB3C8"/>
+              <w:left w:val="single" w:sz="4" w:color="9FB3C8"/>
+              <w:bottom w:val="single" w:sz="4" w:color="9FB3C8"/>
+              <w:right w:val="single" w:sz="4" w:color="9FB3C8"/>
+            </w:tcBorders>
+          </w:tcPr>
+          <w:p>
+            <w:pPr>
+              <w:spacing w:after="20"/>
+              <w:jc w:val="center"/>
+            </w:pPr>
+            <w:r>
+              <w:rPr>
+                <w:rFonts w:ascii="Arial" w:hAnsi="Arial" w:eastAsia="Arial"/>
+                <w:b/>
+                <w:i w:val="0"/>
+                <w:sz w:val="26"/>
+              </w:rPr>
+              <w:t>K</w:t>
+            </w:r>
+          </w:p>
+        </w:tc>
+        <w:tc>
+          <w:tcPr>
+            <w:tcW w:type="dxa" w:w="488"/>
+            <w:tcBorders>
+              <w:top w:val="single" w:sz="4" w:color="9FB3C8"/>
+              <w:left w:val="single" w:sz="4" w:color="9FB3C8"/>
+              <w:bottom w:val="single" w:sz="4" w:color="9FB3C8"/>
+              <w:right w:val="single" w:sz="4" w:color="9FB3C8"/>
+            </w:tcBorders>
+          </w:tcPr>
+          <w:p>
+            <w:pPr>
+              <w:spacing w:after="20"/>
+              <w:jc w:val="center"/>
+            </w:pPr>
+            <w:r>
+              <w:rPr>
+                <w:rFonts w:ascii="Arial" w:hAnsi="Arial" w:eastAsia="Arial"/>
+                <w:b/>
+                <w:i w:val="0"/>
+                <w:sz w:val="26"/>
+              </w:rPr>
+              <w:t>F</w:t>
+            </w:r>
+          </w:p>
+        </w:tc>
+        <w:tc>
+          <w:tcPr>
+            <w:tcW w:type="dxa" w:w="488"/>
+            <w:tcBorders>
+              <w:top w:val="single" w:sz="4" w:color="9FB3C8"/>
+              <w:left w:val="single" w:sz="4" w:color="9FB3C8"/>
+              <w:bottom w:val="single" w:sz="4" w:color="9FB3C8"/>
+              <w:right w:val="single" w:sz="4" w:color="9FB3C8"/>
+            </w:tcBorders>
+          </w:tcPr>
+          <w:p>
+            <w:pPr>
+              <w:spacing w:after="20"/>
+              <w:jc w:val="center"/>
+            </w:pPr>
+            <w:r>
+              <w:rPr>
+                <w:rFonts w:ascii="Arial" w:hAnsi="Arial" w:eastAsia="Arial"/>
+                <w:b/>
+                <w:i w:val="0"/>
+                <w:sz w:val="26"/>
+              </w:rPr>
+              <w:t>T</w:t>
+            </w:r>
+          </w:p>
+        </w:tc>
+        <w:tc>
+          <w:tcPr>
+            <w:tcW w:type="dxa" w:w="488"/>
+            <w:tcBorders>
+              <w:top w:val="single" w:sz="4" w:color="9FB3C8"/>
+              <w:left w:val="single" w:sz="4" w:color="9FB3C8"/>
+              <w:bottom w:val="single" w:sz="4" w:color="9FB3C8"/>
+              <w:right w:val="single" w:sz="4" w:color="9FB3C8"/>
+            </w:tcBorders>
+          </w:tcPr>
+          <w:p>
+            <w:pPr>
+              <w:spacing w:after="20"/>
+              <w:jc w:val="center"/>
+            </w:pPr>
+            <w:r>
+              <w:rPr>
+                <w:rFonts w:ascii="Arial" w:hAnsi="Arial" w:eastAsia="Arial"/>
+                <w:b/>
+                <w:i w:val="0"/>
+                <w:sz w:val="26"/>
+              </w:rPr>
+              <w:t>O</w:t>
+            </w:r>
+          </w:p>
+        </w:tc>
+        <w:tc>
+          <w:tcPr>
+            <w:tcW w:type="dxa" w:w="488"/>
+            <w:tcBorders>
+              <w:top w:val="single" w:sz="4" w:color="9FB3C8"/>
+              <w:left w:val="single" w:sz="4" w:color="9FB3C8"/>
+              <w:bottom w:val="single" w:sz="4" w:color="9FB3C8"/>
+              <w:right w:val="single" w:sz="4" w:color="9FB3C8"/>
+            </w:tcBorders>
+          </w:tcPr>
+          <w:p>
+            <w:pPr>
+              <w:spacing w:after="20"/>
+              <w:jc w:val="center"/>
+            </w:pPr>
+            <w:r>
+              <w:rPr>
+                <w:rFonts w:ascii="Arial" w:hAnsi="Arial" w:eastAsia="Arial"/>
+                <w:b/>
+                <w:i w:val="0"/>
+                <w:sz w:val="26"/>
+              </w:rPr>
+              <w:t>G</w:t>
+            </w:r>
+          </w:p>
+        </w:tc>
+      </w:tr>
+      <w:tr>
+        <w:trPr>
+          <w:trHeight w:val="488"/>
+        </w:trPr>
+        <w:tc>
+          <w:tcPr>
+            <w:tcW w:type="dxa" w:w="488"/>
+            <w:tcBorders>
+              <w:top w:val="single" w:sz="4" w:color="9FB3C8"/>
+              <w:left w:val="single" w:sz="4" w:color="9FB3C8"/>
+              <w:bottom w:val="single" w:sz="4" w:color="9FB3C8"/>
+              <w:right w:val="single" w:sz="4" w:color="9FB3C8"/>
+            </w:tcBorders>
+          </w:tcPr>
+          <w:p>
+            <w:pPr>
+              <w:spacing w:after="20"/>
+              <w:jc w:val="center"/>
+            </w:pPr>
+            <w:r>
+              <w:rPr>
+                <w:rFonts w:ascii="Arial" w:hAnsi="Arial" w:eastAsia="Arial"/>
+                <w:b/>
+                <w:i w:val="0"/>
+                <w:sz w:val="26"/>
+              </w:rPr>
+              <w:t>V</w:t>
+            </w:r>
+          </w:p>
+        </w:tc>
+        <w:tc>
+          <w:tcPr>
+            <w:tcW w:type="dxa" w:w="488"/>
+            <w:tcBorders>
+              <w:top w:val="single" w:sz="4" w:color="9FB3C8"/>
+              <w:left w:val="single" w:sz="4" w:color="9FB3C8"/>
+              <w:bottom w:val="single" w:sz="4" w:color="9FB3C8"/>
+              <w:right w:val="single" w:sz="4" w:color="9FB3C8"/>
+            </w:tcBorders>
+          </w:tcPr>
+          <w:p>
+            <w:pPr>
+              <w:spacing w:after="20"/>
+              <w:jc w:val="center"/>
+            </w:pPr>
+            <w:r>
+              <w:rPr>
+                <w:rFonts w:ascii="Arial" w:hAnsi="Arial" w:eastAsia="Arial"/>
+                <w:b/>
+                <w:i w:val="0"/>
+                <w:sz w:val="26"/>
+              </w:rPr>
+              <w:t>Z</w:t>
+            </w:r>
+          </w:p>
+        </w:tc>
+        <w:tc>
+          <w:tcPr>
+            <w:tcW w:type="dxa" w:w="488"/>
+            <w:tcBorders>
+              <w:top w:val="single" w:sz="4" w:color="9FB3C8"/>
+              <w:left w:val="single" w:sz="4" w:color="9FB3C8"/>
+              <w:bottom w:val="single" w:sz="4" w:color="9FB3C8"/>
+              <w:right w:val="single" w:sz="4" w:color="9FB3C8"/>
+            </w:tcBorders>
+          </w:tcPr>
+          <w:p>
+            <w:pPr>
+              <w:spacing w:after="20"/>
+              <w:jc w:val="center"/>
+            </w:pPr>
+            <w:r>
+              <w:rPr>
+                <w:rFonts w:ascii="Arial" w:hAnsi="Arial" w:eastAsia="Arial"/>
+                <w:b/>
+                <w:i w:val="0"/>
+                <w:sz w:val="26"/>
+              </w:rPr>
+              <w:t>U</w:t>
+            </w:r>
+          </w:p>
+        </w:tc>
+        <w:tc>
+          <w:tcPr>
+            <w:tcW w:type="dxa" w:w="488"/>
+            <w:tcBorders>
+              <w:top w:val="single" w:sz="4" w:color="9FB3C8"/>
+              <w:left w:val="single" w:sz="4" w:color="9FB3C8"/>
+              <w:bottom w:val="single" w:sz="4" w:color="9FB3C8"/>
+              <w:right w:val="single" w:sz="4" w:color="9FB3C8"/>
+            </w:tcBorders>
+          </w:tcPr>
+          <w:p>
+            <w:pPr>
+              <w:spacing w:after="20"/>
+              <w:jc w:val="center"/>
+            </w:pPr>
+            <w:r>
+              <w:rPr>
+                <w:rFonts w:ascii="Arial" w:hAnsi="Arial" w:eastAsia="Arial"/>
+                <w:b/>
+                <w:i w:val="0"/>
+                <w:sz w:val="26"/>
+              </w:rPr>
+              <w:t>W</w:t>
+            </w:r>
+          </w:p>
+        </w:tc>
+        <w:tc>
+          <w:tcPr>
+            <w:tcW w:type="dxa" w:w="488"/>
+            <w:tcBorders>
+              <w:top w:val="single" w:sz="4" w:color="9FB3C8"/>
+              <w:left w:val="single" w:sz="4" w:color="9FB3C8"/>
+              <w:bottom w:val="single" w:sz="4" w:color="9FB3C8"/>
+              <w:right w:val="single" w:sz="4" w:color="9FB3C8"/>
+            </w:tcBorders>
+          </w:tcPr>
+          <w:p>
+            <w:pPr>
+              <w:spacing w:after="20"/>
+              <w:jc w:val="center"/>
+            </w:pPr>
+            <w:r>
+              <w:rPr>
+                <w:rFonts w:ascii="Arial" w:hAnsi="Arial" w:eastAsia="Arial"/>
+                <w:b/>
+                <w:i w:val="0"/>
+                <w:sz w:val="26"/>
+              </w:rPr>
+              <w:t>O</w:t>
+            </w:r>
+          </w:p>
+        </w:tc>
+        <w:tc>
+          <w:tcPr>
+            <w:tcW w:type="dxa" w:w="488"/>
+            <w:tcBorders>
+              <w:top w:val="single" w:sz="4" w:color="9FB3C8"/>
+              <w:left w:val="single" w:sz="4" w:color="9FB3C8"/>
+              <w:bottom w:val="single" w:sz="4" w:color="9FB3C8"/>
+              <w:right w:val="single" w:sz="4" w:color="9FB3C8"/>
+            </w:tcBorders>
+          </w:tcPr>
+          <w:p>
+            <w:pPr>
+              <w:spacing w:after="20"/>
+              <w:jc w:val="center"/>
+            </w:pPr>
+            <w:r>
+              <w:rPr>
+                <w:rFonts w:ascii="Arial" w:hAnsi="Arial" w:eastAsia="Arial"/>
+                <w:b/>
+                <w:i w:val="0"/>
+                <w:sz w:val="26"/>
+              </w:rPr>
+              <w:t>U</w:t>
+            </w:r>
+          </w:p>
+        </w:tc>
+        <w:tc>
+          <w:tcPr>
+            <w:tcW w:type="dxa" w:w="488"/>
+            <w:tcBorders>
+              <w:top w:val="single" w:sz="4" w:color="9FB3C8"/>
+              <w:left w:val="single" w:sz="4" w:color="9FB3C8"/>
+              <w:bottom w:val="single" w:sz="4" w:color="9FB3C8"/>
+              <w:right w:val="single" w:sz="4" w:color="9FB3C8"/>
+            </w:tcBorders>
+          </w:tcPr>
+          <w:p>
+            <w:pPr>
+              <w:spacing w:after="20"/>
+              <w:jc w:val="center"/>
+            </w:pPr>
+            <w:r>
+              <w:rPr>
+                <w:rFonts w:ascii="Arial" w:hAnsi="Arial" w:eastAsia="Arial"/>
+                <w:b/>
+                <w:i w:val="0"/>
+                <w:sz w:val="26"/>
+              </w:rPr>
+              <w:t>S</w:t>
+            </w:r>
+          </w:p>
+        </w:tc>
+        <w:tc>
+          <w:tcPr>
+            <w:tcW w:type="dxa" w:w="488"/>
+            <w:tcBorders>
+              <w:top w:val="single" w:sz="4" w:color="9FB3C8"/>
+              <w:left w:val="single" w:sz="4" w:color="9FB3C8"/>
+              <w:bottom w:val="single" w:sz="4" w:color="9FB3C8"/>
+              <w:right w:val="single" w:sz="4" w:color="9FB3C8"/>
+            </w:tcBorders>
+          </w:tcPr>
+          <w:p>
+            <w:pPr>
+              <w:spacing w:after="20"/>
+              <w:jc w:val="center"/>
+            </w:pPr>
+            <w:r>
+              <w:rPr>
+                <w:rFonts w:ascii="Arial" w:hAnsi="Arial" w:eastAsia="Arial"/>
+                <w:b/>
+                <w:i w:val="0"/>
+                <w:sz w:val="26"/>
+              </w:rPr>
+              <w:t>M</w:t>
+            </w:r>
+          </w:p>
+        </w:tc>
+        <w:tc>
+          <w:tcPr>
+            <w:tcW w:type="dxa" w:w="488"/>
+            <w:tcBorders>
+              <w:top w:val="single" w:sz="4" w:color="9FB3C8"/>
+              <w:left w:val="single" w:sz="4" w:color="9FB3C8"/>
+              <w:bottom w:val="single" w:sz="4" w:color="9FB3C8"/>
+              <w:right w:val="single" w:sz="4" w:color="9FB3C8"/>
+            </w:tcBorders>
+          </w:tcPr>
+          <w:p>
+            <w:pPr>
+              <w:spacing w:after="20"/>
+              <w:jc w:val="center"/>
+            </w:pPr>
+            <w:r>
+              <w:rPr>
+                <w:rFonts w:ascii="Arial" w:hAnsi="Arial" w:eastAsia="Arial"/>
+                <w:b/>
+                <w:i w:val="0"/>
+                <w:sz w:val="26"/>
+              </w:rPr>
+              <w:t>D</w:t>
+            </w:r>
+          </w:p>
+        </w:tc>
+        <w:tc>
+          <w:tcPr>
+            <w:tcW w:type="dxa" w:w="488"/>
+            <w:tcBorders>
+              <w:top w:val="single" w:sz="4" w:color="9FB3C8"/>
+              <w:left w:val="single" w:sz="4" w:color="9FB3C8"/>
+              <w:bottom w:val="single" w:sz="4" w:color="9FB3C8"/>
+              <w:right w:val="single" w:sz="4" w:color="9FB3C8"/>
+            </w:tcBorders>
+          </w:tcPr>
+          <w:p>
+            <w:pPr>
+              <w:spacing w:after="20"/>
+              <w:jc w:val="center"/>
+            </w:pPr>
+            <w:r>
+              <w:rPr>
+                <w:rFonts w:ascii="Arial" w:hAnsi="Arial" w:eastAsia="Arial"/>
+                <w:b/>
+                <w:i w:val="0"/>
+                <w:sz w:val="26"/>
+              </w:rPr>
+              <w:t>Q</w:t>
+            </w:r>
+          </w:p>
+        </w:tc>
+        <w:tc>
+          <w:tcPr>
+            <w:tcW w:type="dxa" w:w="488"/>
+            <w:tcBorders>
+              <w:top w:val="single" w:sz="4" w:color="9FB3C8"/>
+              <w:left w:val="single" w:sz="4" w:color="9FB3C8"/>
+              <w:bottom w:val="single" w:sz="4" w:color="9FB3C8"/>
+              <w:right w:val="single" w:sz="4" w:color="9FB3C8"/>
+            </w:tcBorders>
+          </w:tcPr>
+          <w:p>
+            <w:pPr>
+              <w:spacing w:after="20"/>
+              <w:jc w:val="center"/>
+            </w:pPr>
+            <w:r>
+              <w:rPr>
+                <w:rFonts w:ascii="Arial" w:hAnsi="Arial" w:eastAsia="Arial"/>
+                <w:b/>
+                <w:i w:val="0"/>
+                <w:sz w:val="26"/>
+              </w:rPr>
               <w:t>R</w:t>
+            </w:r>
+          </w:p>
+        </w:tc>
+      </w:tr>
+      <w:tr>
+        <w:trPr>
+          <w:trHeight w:val="488"/>
+        </w:trPr>
+        <w:tc>
+          <w:tcPr>
+            <w:tcW w:type="dxa" w:w="488"/>
+            <w:tcBorders>
+              <w:top w:val="single" w:sz="4" w:color="9FB3C8"/>
+              <w:left w:val="single" w:sz="4" w:color="9FB3C8"/>
+              <w:bottom w:val="single" w:sz="4" w:color="9FB3C8"/>
+              <w:right w:val="single" w:sz="4" w:color="9FB3C8"/>
+            </w:tcBorders>
+          </w:tcPr>
+          <w:p>
+            <w:pPr>
+              <w:spacing w:after="20"/>
+              <w:jc w:val="center"/>
+            </w:pPr>
+            <w:r>
+              <w:rPr>
+                <w:rFonts w:ascii="Arial" w:hAnsi="Arial" w:eastAsia="Arial"/>
+                <w:b/>
+                <w:i w:val="0"/>
+                <w:sz w:val="26"/>
+              </w:rPr>
+              <w:t>J</w:t>
+            </w:r>
+          </w:p>
+        </w:tc>
+        <w:tc>
+          <w:tcPr>
+            <w:tcW w:type="dxa" w:w="488"/>
+            <w:tcBorders>
+              <w:top w:val="single" w:sz="4" w:color="9FB3C8"/>
+              <w:left w:val="single" w:sz="4" w:color="9FB3C8"/>
+              <w:bottom w:val="single" w:sz="4" w:color="9FB3C8"/>
+              <w:right w:val="single" w:sz="4" w:color="9FB3C8"/>
+            </w:tcBorders>
+          </w:tcPr>
+          <w:p>
+            <w:pPr>
+              <w:spacing w:after="20"/>
+              <w:jc w:val="center"/>
+            </w:pPr>
+            <w:r>
+              <w:rPr>
+                <w:rFonts w:ascii="Arial" w:hAnsi="Arial" w:eastAsia="Arial"/>
+                <w:b/>
+                <w:i w:val="0"/>
+                <w:sz w:val="26"/>
+              </w:rPr>
+              <w:t>U</w:t>
+            </w:r>
+          </w:p>
+        </w:tc>
+        <w:tc>
+          <w:tcPr>
+            <w:tcW w:type="dxa" w:w="488"/>
+            <w:tcBorders>
+              <w:top w:val="single" w:sz="4" w:color="9FB3C8"/>
+              <w:left w:val="single" w:sz="4" w:color="9FB3C8"/>
+              <w:bottom w:val="single" w:sz="4" w:color="9FB3C8"/>
+              <w:right w:val="single" w:sz="4" w:color="9FB3C8"/>
+            </w:tcBorders>
+          </w:tcPr>
+          <w:p>
+            <w:pPr>
+              <w:spacing w:after="20"/>
+              <w:jc w:val="center"/>
+            </w:pPr>
+            <w:r>
+              <w:rPr>
+                <w:rFonts w:ascii="Arial" w:hAnsi="Arial" w:eastAsia="Arial"/>
+                <w:b/>
+                <w:i w:val="0"/>
+                <w:sz w:val="26"/>
+              </w:rPr>
+              <w:t>I</w:t>
             </w:r>
           </w:p>
         </w:tc>
@@ -2184,6 +2818,510 @@
                 <w:sz w:val="26"/>
               </w:rPr>
               <w:t>C</w:t>
+            </w:r>
+          </w:p>
+        </w:tc>
+        <w:tc>
+          <w:tcPr>
+            <w:tcW w:type="dxa" w:w="488"/>
+            <w:tcBorders>
+              <w:top w:val="single" w:sz="4" w:color="9FB3C8"/>
+              <w:left w:val="single" w:sz="4" w:color="9FB3C8"/>
+              <w:bottom w:val="single" w:sz="4" w:color="9FB3C8"/>
+              <w:right w:val="single" w:sz="4" w:color="9FB3C8"/>
+            </w:tcBorders>
+          </w:tcPr>
+          <w:p>
+            <w:pPr>
+              <w:spacing w:after="20"/>
+              <w:jc w:val="center"/>
+            </w:pPr>
+            <w:r>
+              <w:rPr>
+                <w:rFonts w:ascii="Arial" w:hAnsi="Arial" w:eastAsia="Arial"/>
+                <w:b/>
+                <w:i w:val="0"/>
+                <w:sz w:val="26"/>
+              </w:rPr>
+              <w:t>E</w:t>
+            </w:r>
+          </w:p>
+        </w:tc>
+        <w:tc>
+          <w:tcPr>
+            <w:tcW w:type="dxa" w:w="488"/>
+            <w:tcBorders>
+              <w:top w:val="single" w:sz="4" w:color="9FB3C8"/>
+              <w:left w:val="single" w:sz="4" w:color="9FB3C8"/>
+              <w:bottom w:val="single" w:sz="4" w:color="9FB3C8"/>
+              <w:right w:val="single" w:sz="4" w:color="9FB3C8"/>
+            </w:tcBorders>
+          </w:tcPr>
+          <w:p>
+            <w:pPr>
+              <w:spacing w:after="20"/>
+              <w:jc w:val="center"/>
+            </w:pPr>
+            <w:r>
+              <w:rPr>
+                <w:rFonts w:ascii="Arial" w:hAnsi="Arial" w:eastAsia="Arial"/>
+                <w:b/>
+                <w:i w:val="0"/>
+                <w:sz w:val="26"/>
+              </w:rPr>
+              <w:t>O</w:t>
+            </w:r>
+          </w:p>
+        </w:tc>
+        <w:tc>
+          <w:tcPr>
+            <w:tcW w:type="dxa" w:w="488"/>
+            <w:tcBorders>
+              <w:top w:val="single" w:sz="4" w:color="9FB3C8"/>
+              <w:left w:val="single" w:sz="4" w:color="9FB3C8"/>
+              <w:bottom w:val="single" w:sz="4" w:color="9FB3C8"/>
+              <w:right w:val="single" w:sz="4" w:color="9FB3C8"/>
+            </w:tcBorders>
+          </w:tcPr>
+          <w:p>
+            <w:pPr>
+              <w:spacing w:after="20"/>
+              <w:jc w:val="center"/>
+            </w:pPr>
+            <w:r>
+              <w:rPr>
+                <w:rFonts w:ascii="Arial" w:hAnsi="Arial" w:eastAsia="Arial"/>
+                <w:b/>
+                <w:i w:val="0"/>
+                <w:sz w:val="26"/>
+              </w:rPr>
+              <w:t>Z</w:t>
+            </w:r>
+          </w:p>
+        </w:tc>
+        <w:tc>
+          <w:tcPr>
+            <w:tcW w:type="dxa" w:w="488"/>
+            <w:tcBorders>
+              <w:top w:val="single" w:sz="4" w:color="9FB3C8"/>
+              <w:left w:val="single" w:sz="4" w:color="9FB3C8"/>
+              <w:bottom w:val="single" w:sz="4" w:color="9FB3C8"/>
+              <w:right w:val="single" w:sz="4" w:color="9FB3C8"/>
+            </w:tcBorders>
+          </w:tcPr>
+          <w:p>
+            <w:pPr>
+              <w:spacing w:after="20"/>
+              <w:jc w:val="center"/>
+            </w:pPr>
+            <w:r>
+              <w:rPr>
+                <w:rFonts w:ascii="Arial" w:hAnsi="Arial" w:eastAsia="Arial"/>
+                <w:b/>
+                <w:i w:val="0"/>
+                <w:sz w:val="26"/>
+              </w:rPr>
+              <w:t>Q</w:t>
+            </w:r>
+          </w:p>
+        </w:tc>
+        <w:tc>
+          <w:tcPr>
+            <w:tcW w:type="dxa" w:w="488"/>
+            <w:tcBorders>
+              <w:top w:val="single" w:sz="4" w:color="9FB3C8"/>
+              <w:left w:val="single" w:sz="4" w:color="9FB3C8"/>
+              <w:bottom w:val="single" w:sz="4" w:color="9FB3C8"/>
+              <w:right w:val="single" w:sz="4" w:color="9FB3C8"/>
+            </w:tcBorders>
+          </w:tcPr>
+          <w:p>
+            <w:pPr>
+              <w:spacing w:after="20"/>
+              <w:jc w:val="center"/>
+            </w:pPr>
+            <w:r>
+              <w:rPr>
+                <w:rFonts w:ascii="Arial" w:hAnsi="Arial" w:eastAsia="Arial"/>
+                <w:b/>
+                <w:i w:val="0"/>
+                <w:sz w:val="26"/>
+              </w:rPr>
+              <w:t>J</w:t>
+            </w:r>
+          </w:p>
+        </w:tc>
+        <w:tc>
+          <w:tcPr>
+            <w:tcW w:type="dxa" w:w="488"/>
+            <w:tcBorders>
+              <w:top w:val="single" w:sz="4" w:color="9FB3C8"/>
+              <w:left w:val="single" w:sz="4" w:color="9FB3C8"/>
+              <w:bottom w:val="single" w:sz="4" w:color="9FB3C8"/>
+              <w:right w:val="single" w:sz="4" w:color="9FB3C8"/>
+            </w:tcBorders>
+          </w:tcPr>
+          <w:p>
+            <w:pPr>
+              <w:spacing w:after="20"/>
+              <w:jc w:val="center"/>
+            </w:pPr>
+            <w:r>
+              <w:rPr>
+                <w:rFonts w:ascii="Arial" w:hAnsi="Arial" w:eastAsia="Arial"/>
+                <w:b/>
+                <w:i w:val="0"/>
+                <w:sz w:val="26"/>
+              </w:rPr>
+              <w:t>S</w:t>
+            </w:r>
+          </w:p>
+        </w:tc>
+        <w:tc>
+          <w:tcPr>
+            <w:tcW w:type="dxa" w:w="488"/>
+            <w:tcBorders>
+              <w:top w:val="single" w:sz="4" w:color="9FB3C8"/>
+              <w:left w:val="single" w:sz="4" w:color="9FB3C8"/>
+              <w:bottom w:val="single" w:sz="4" w:color="9FB3C8"/>
+              <w:right w:val="single" w:sz="4" w:color="9FB3C8"/>
+            </w:tcBorders>
+          </w:tcPr>
+          <w:p>
+            <w:pPr>
+              <w:spacing w:after="20"/>
+              <w:jc w:val="center"/>
+            </w:pPr>
+            <w:r>
+              <w:rPr>
+                <w:rFonts w:ascii="Arial" w:hAnsi="Arial" w:eastAsia="Arial"/>
+                <w:b/>
+                <w:i w:val="0"/>
+                <w:sz w:val="26"/>
+              </w:rPr>
+              <w:t>C</w:t>
+            </w:r>
+          </w:p>
+        </w:tc>
+      </w:tr>
+      <w:tr>
+        <w:trPr>
+          <w:trHeight w:val="488"/>
+        </w:trPr>
+        <w:tc>
+          <w:tcPr>
+            <w:tcW w:type="dxa" w:w="488"/>
+            <w:tcBorders>
+              <w:top w:val="single" w:sz="4" w:color="9FB3C8"/>
+              <w:left w:val="single" w:sz="4" w:color="9FB3C8"/>
+              <w:bottom w:val="single" w:sz="4" w:color="9FB3C8"/>
+              <w:right w:val="single" w:sz="4" w:color="9FB3C8"/>
+            </w:tcBorders>
+          </w:tcPr>
+          <w:p>
+            <w:pPr>
+              <w:spacing w:after="20"/>
+              <w:jc w:val="center"/>
+            </w:pPr>
+            <w:r>
+              <w:rPr>
+                <w:rFonts w:ascii="Arial" w:hAnsi="Arial" w:eastAsia="Arial"/>
+                <w:b/>
+                <w:i w:val="0"/>
+                <w:sz w:val="26"/>
+              </w:rPr>
+              <w:t>V</w:t>
+            </w:r>
+          </w:p>
+        </w:tc>
+        <w:tc>
+          <w:tcPr>
+            <w:tcW w:type="dxa" w:w="488"/>
+            <w:tcBorders>
+              <w:top w:val="single" w:sz="4" w:color="9FB3C8"/>
+              <w:left w:val="single" w:sz="4" w:color="9FB3C8"/>
+              <w:bottom w:val="single" w:sz="4" w:color="9FB3C8"/>
+              <w:right w:val="single" w:sz="4" w:color="9FB3C8"/>
+            </w:tcBorders>
+          </w:tcPr>
+          <w:p>
+            <w:pPr>
+              <w:spacing w:after="20"/>
+              <w:jc w:val="center"/>
+            </w:pPr>
+            <w:r>
+              <w:rPr>
+                <w:rFonts w:ascii="Arial" w:hAnsi="Arial" w:eastAsia="Arial"/>
+                <w:b/>
+                <w:i w:val="0"/>
+                <w:sz w:val="26"/>
+              </w:rPr>
+              <w:t>Q</w:t>
+            </w:r>
+          </w:p>
+        </w:tc>
+        <w:tc>
+          <w:tcPr>
+            <w:tcW w:type="dxa" w:w="488"/>
+            <w:tcBorders>
+              <w:top w:val="single" w:sz="4" w:color="9FB3C8"/>
+              <w:left w:val="single" w:sz="4" w:color="9FB3C8"/>
+              <w:bottom w:val="single" w:sz="4" w:color="9FB3C8"/>
+              <w:right w:val="single" w:sz="4" w:color="9FB3C8"/>
+            </w:tcBorders>
+          </w:tcPr>
+          <w:p>
+            <w:pPr>
+              <w:spacing w:after="20"/>
+              <w:jc w:val="center"/>
+            </w:pPr>
+            <w:r>
+              <w:rPr>
+                <w:rFonts w:ascii="Arial" w:hAnsi="Arial" w:eastAsia="Arial"/>
+                <w:b/>
+                <w:i w:val="0"/>
+                <w:sz w:val="26"/>
+              </w:rPr>
+              <w:t>S</w:t>
+            </w:r>
+          </w:p>
+        </w:tc>
+        <w:tc>
+          <w:tcPr>
+            <w:tcW w:type="dxa" w:w="488"/>
+            <w:tcBorders>
+              <w:top w:val="single" w:sz="4" w:color="9FB3C8"/>
+              <w:left w:val="single" w:sz="4" w:color="9FB3C8"/>
+              <w:bottom w:val="single" w:sz="4" w:color="9FB3C8"/>
+              <w:right w:val="single" w:sz="4" w:color="9FB3C8"/>
+            </w:tcBorders>
+          </w:tcPr>
+          <w:p>
+            <w:pPr>
+              <w:spacing w:after="20"/>
+              <w:jc w:val="center"/>
+            </w:pPr>
+            <w:r>
+              <w:rPr>
+                <w:rFonts w:ascii="Arial" w:hAnsi="Arial" w:eastAsia="Arial"/>
+                <w:b/>
+                <w:i w:val="0"/>
+                <w:sz w:val="26"/>
+              </w:rPr>
+              <w:t>X</w:t>
+            </w:r>
+          </w:p>
+        </w:tc>
+        <w:tc>
+          <w:tcPr>
+            <w:tcW w:type="dxa" w:w="488"/>
+            <w:tcBorders>
+              <w:top w:val="single" w:sz="4" w:color="9FB3C8"/>
+              <w:left w:val="single" w:sz="4" w:color="9FB3C8"/>
+              <w:bottom w:val="single" w:sz="4" w:color="9FB3C8"/>
+              <w:right w:val="single" w:sz="4" w:color="9FB3C8"/>
+            </w:tcBorders>
+          </w:tcPr>
+          <w:p>
+            <w:pPr>
+              <w:spacing w:after="20"/>
+              <w:jc w:val="center"/>
+            </w:pPr>
+            <w:r>
+              <w:rPr>
+                <w:rFonts w:ascii="Arial" w:hAnsi="Arial" w:eastAsia="Arial"/>
+                <w:b/>
+                <w:i w:val="0"/>
+                <w:sz w:val="26"/>
+              </w:rPr>
+              <w:t>Q</w:t>
+            </w:r>
+          </w:p>
+        </w:tc>
+        <w:tc>
+          <w:tcPr>
+            <w:tcW w:type="dxa" w:w="488"/>
+            <w:tcBorders>
+              <w:top w:val="single" w:sz="4" w:color="9FB3C8"/>
+              <w:left w:val="single" w:sz="4" w:color="9FB3C8"/>
+              <w:bottom w:val="single" w:sz="4" w:color="9FB3C8"/>
+              <w:right w:val="single" w:sz="4" w:color="9FB3C8"/>
+            </w:tcBorders>
+          </w:tcPr>
+          <w:p>
+            <w:pPr>
+              <w:spacing w:after="20"/>
+              <w:jc w:val="center"/>
+            </w:pPr>
+            <w:r>
+              <w:rPr>
+                <w:rFonts w:ascii="Arial" w:hAnsi="Arial" w:eastAsia="Arial"/>
+                <w:b/>
+                <w:i w:val="0"/>
+                <w:sz w:val="26"/>
+              </w:rPr>
+              <w:t>O</w:t>
+            </w:r>
+          </w:p>
+        </w:tc>
+        <w:tc>
+          <w:tcPr>
+            <w:tcW w:type="dxa" w:w="488"/>
+            <w:tcBorders>
+              <w:top w:val="single" w:sz="4" w:color="9FB3C8"/>
+              <w:left w:val="single" w:sz="4" w:color="9FB3C8"/>
+              <w:bottom w:val="single" w:sz="4" w:color="9FB3C8"/>
+              <w:right w:val="single" w:sz="4" w:color="9FB3C8"/>
+            </w:tcBorders>
+          </w:tcPr>
+          <w:p>
+            <w:pPr>
+              <w:spacing w:after="20"/>
+              <w:jc w:val="center"/>
+            </w:pPr>
+            <w:r>
+              <w:rPr>
+                <w:rFonts w:ascii="Arial" w:hAnsi="Arial" w:eastAsia="Arial"/>
+                <w:b/>
+                <w:i w:val="0"/>
+                <w:sz w:val="26"/>
+              </w:rPr>
+              <w:t>K</w:t>
+            </w:r>
+          </w:p>
+        </w:tc>
+        <w:tc>
+          <w:tcPr>
+            <w:tcW w:type="dxa" w:w="488"/>
+            <w:tcBorders>
+              <w:top w:val="single" w:sz="4" w:color="9FB3C8"/>
+              <w:left w:val="single" w:sz="4" w:color="9FB3C8"/>
+              <w:bottom w:val="single" w:sz="4" w:color="9FB3C8"/>
+              <w:right w:val="single" w:sz="4" w:color="9FB3C8"/>
+            </w:tcBorders>
+          </w:tcPr>
+          <w:p>
+            <w:pPr>
+              <w:spacing w:after="20"/>
+              <w:jc w:val="center"/>
+            </w:pPr>
+            <w:r>
+              <w:rPr>
+                <w:rFonts w:ascii="Arial" w:hAnsi="Arial" w:eastAsia="Arial"/>
+                <w:b/>
+                <w:i w:val="0"/>
+                <w:sz w:val="26"/>
+              </w:rPr>
+              <w:t>V</w:t>
+            </w:r>
+          </w:p>
+        </w:tc>
+        <w:tc>
+          <w:tcPr>
+            <w:tcW w:type="dxa" w:w="488"/>
+            <w:tcBorders>
+              <w:top w:val="single" w:sz="4" w:color="9FB3C8"/>
+              <w:left w:val="single" w:sz="4" w:color="9FB3C8"/>
+              <w:bottom w:val="single" w:sz="4" w:color="9FB3C8"/>
+              <w:right w:val="single" w:sz="4" w:color="9FB3C8"/>
+            </w:tcBorders>
+          </w:tcPr>
+          <w:p>
+            <w:pPr>
+              <w:spacing w:after="20"/>
+              <w:jc w:val="center"/>
+            </w:pPr>
+            <w:r>
+              <w:rPr>
+                <w:rFonts w:ascii="Arial" w:hAnsi="Arial" w:eastAsia="Arial"/>
+                <w:b/>
+                <w:i w:val="0"/>
+                <w:sz w:val="26"/>
+              </w:rPr>
+              <w:t>T</w:t>
+            </w:r>
+          </w:p>
+        </w:tc>
+        <w:tc>
+          <w:tcPr>
+            <w:tcW w:type="dxa" w:w="488"/>
+            <w:tcBorders>
+              <w:top w:val="single" w:sz="4" w:color="9FB3C8"/>
+              <w:left w:val="single" w:sz="4" w:color="9FB3C8"/>
+              <w:bottom w:val="single" w:sz="4" w:color="9FB3C8"/>
+              <w:right w:val="single" w:sz="4" w:color="9FB3C8"/>
+            </w:tcBorders>
+          </w:tcPr>
+          <w:p>
+            <w:pPr>
+              <w:spacing w:after="20"/>
+              <w:jc w:val="center"/>
+            </w:pPr>
+            <w:r>
+              <w:rPr>
+                <w:rFonts w:ascii="Arial" w:hAnsi="Arial" w:eastAsia="Arial"/>
+                <w:b/>
+                <w:i w:val="0"/>
+                <w:sz w:val="26"/>
+              </w:rPr>
+              <w:t>A</w:t>
+            </w:r>
+          </w:p>
+        </w:tc>
+        <w:tc>
+          <w:tcPr>
+            <w:tcW w:type="dxa" w:w="488"/>
+            <w:tcBorders>
+              <w:top w:val="single" w:sz="4" w:color="9FB3C8"/>
+              <w:left w:val="single" w:sz="4" w:color="9FB3C8"/>
+              <w:bottom w:val="single" w:sz="4" w:color="9FB3C8"/>
+              <w:right w:val="single" w:sz="4" w:color="9FB3C8"/>
+            </w:tcBorders>
+          </w:tcPr>
+          <w:p>
+            <w:pPr>
+              <w:spacing w:after="20"/>
+              <w:jc w:val="center"/>
+            </w:pPr>
+            <w:r>
+              <w:rPr>
+                <w:rFonts w:ascii="Arial" w:hAnsi="Arial" w:eastAsia="Arial"/>
+                <w:b/>
+                <w:i w:val="0"/>
+                <w:sz w:val="26"/>
+              </w:rPr>
+              <w:t>O</w:t>
+            </w:r>
+          </w:p>
+        </w:tc>
+      </w:tr>
+      <w:tr>
+        <w:trPr>
+          <w:trHeight w:val="488"/>
+        </w:trPr>
+        <w:tc>
+          <w:tcPr>
+            <w:tcW w:type="dxa" w:w="488"/>
+            <w:tcBorders>
+              <w:top w:val="single" w:sz="4" w:color="9FB3C8"/>
+              <w:left w:val="single" w:sz="4" w:color="9FB3C8"/>
+              <w:bottom w:val="single" w:sz="4" w:color="9FB3C8"/>
+              <w:right w:val="single" w:sz="4" w:color="9FB3C8"/>
+            </w:tcBorders>
+          </w:tcPr>
+          <w:p>
+            <w:pPr>
+              <w:spacing w:after="20"/>
+              <w:jc w:val="center"/>
+            </w:pPr>
+            <w:r>
+              <w:rPr>
+                <w:rFonts w:ascii="Arial" w:hAnsi="Arial" w:eastAsia="Arial"/>
+                <w:b/>
+                <w:i w:val="0"/>
+                <w:sz w:val="26"/>
+              </w:rPr>
+              <w:t>H</w:t>
             </w:r>
           </w:p>
         </w:tc>
@@ -2261,194 +3399,7 @@
                 <w:i w:val="0"/>
                 <w:sz w:val="26"/>
               </w:rPr>
-              <w:t>P</w:t>
-            </w:r>
-          </w:p>
-        </w:tc>
-        <w:tc>
-          <w:tcPr>
-            <w:tcW w:type="dxa" w:w="488"/>
-            <w:tcBorders>
-              <w:top w:val="single" w:sz="4" w:color="9FB3C8"/>
-              <w:left w:val="single" w:sz="4" w:color="9FB3C8"/>
-              <w:bottom w:val="single" w:sz="4" w:color="9FB3C8"/>
-              <w:right w:val="single" w:sz="4" w:color="9FB3C8"/>
-            </w:tcBorders>
-          </w:tcPr>
-          <w:p>
-            <w:pPr>
-              <w:spacing w:after="20"/>
-              <w:jc w:val="center"/>
-            </w:pPr>
-            <w:r>
-              <w:rPr>
-                <w:rFonts w:ascii="Arial" w:hAnsi="Arial" w:eastAsia="Arial"/>
-                <w:b/>
-                <w:i w:val="0"/>
-                <w:sz w:val="26"/>
-              </w:rPr>
-              <w:t>U</w:t>
-            </w:r>
-          </w:p>
-        </w:tc>
-        <w:tc>
-          <w:tcPr>
-            <w:tcW w:type="dxa" w:w="488"/>
-            <w:tcBorders>
-              <w:top w:val="single" w:sz="4" w:color="9FB3C8"/>
-              <w:left w:val="single" w:sz="4" w:color="9FB3C8"/>
-              <w:bottom w:val="single" w:sz="4" w:color="9FB3C8"/>
-              <w:right w:val="single" w:sz="4" w:color="9FB3C8"/>
-            </w:tcBorders>
-          </w:tcPr>
-          <w:p>
-            <w:pPr>
-              <w:spacing w:after="20"/>
-              <w:jc w:val="center"/>
-            </w:pPr>
-            <w:r>
-              <w:rPr>
-                <w:rFonts w:ascii="Arial" w:hAnsi="Arial" w:eastAsia="Arial"/>
-                <w:b/>
-                <w:i w:val="0"/>
-                <w:sz w:val="26"/>
-              </w:rPr>
-              <w:t>T</w:t>
-            </w:r>
-          </w:p>
-        </w:tc>
-        <w:tc>
-          <w:tcPr>
-            <w:tcW w:type="dxa" w:w="488"/>
-            <w:tcBorders>
-              <w:top w:val="single" w:sz="4" w:color="9FB3C8"/>
-              <w:left w:val="single" w:sz="4" w:color="9FB3C8"/>
-              <w:bottom w:val="single" w:sz="4" w:color="9FB3C8"/>
-              <w:right w:val="single" w:sz="4" w:color="9FB3C8"/>
-            </w:tcBorders>
-          </w:tcPr>
-          <w:p>
-            <w:pPr>
-              <w:spacing w:after="20"/>
-              <w:jc w:val="center"/>
-            </w:pPr>
-            <w:r>
-              <w:rPr>
-                <w:rFonts w:ascii="Arial" w:hAnsi="Arial" w:eastAsia="Arial"/>
-                <w:b/>
-                <w:i w:val="0"/>
-                <w:sz w:val="26"/>
-              </w:rPr>
               <w:t>E</w:t>
-            </w:r>
-          </w:p>
-        </w:tc>
-        <w:tc>
-          <w:tcPr>
-            <w:tcW w:type="dxa" w:w="488"/>
-            <w:tcBorders>
-              <w:top w:val="single" w:sz="4" w:color="9FB3C8"/>
-              <w:left w:val="single" w:sz="4" w:color="9FB3C8"/>
-              <w:bottom w:val="single" w:sz="4" w:color="9FB3C8"/>
-              <w:right w:val="single" w:sz="4" w:color="9FB3C8"/>
-            </w:tcBorders>
-          </w:tcPr>
-          <w:p>
-            <w:pPr>
-              <w:spacing w:after="20"/>
-              <w:jc w:val="center"/>
-            </w:pPr>
-            <w:r>
-              <w:rPr>
-                <w:rFonts w:ascii="Arial" w:hAnsi="Arial" w:eastAsia="Arial"/>
-                <w:b/>
-                <w:i w:val="0"/>
-                <w:sz w:val="26"/>
-              </w:rPr>
-              <w:t>R</w:t>
-            </w:r>
-          </w:p>
-        </w:tc>
-        <w:tc>
-          <w:tcPr>
-            <w:tcW w:type="dxa" w:w="488"/>
-            <w:tcBorders>
-              <w:top w:val="single" w:sz="4" w:color="9FB3C8"/>
-              <w:left w:val="single" w:sz="4" w:color="9FB3C8"/>
-              <w:bottom w:val="single" w:sz="4" w:color="9FB3C8"/>
-              <w:right w:val="single" w:sz="4" w:color="9FB3C8"/>
-            </w:tcBorders>
-          </w:tcPr>
-          <w:p>
-            <w:pPr>
-              <w:spacing w:after="20"/>
-              <w:jc w:val="center"/>
-            </w:pPr>
-            <w:r>
-              <w:rPr>
-                <w:rFonts w:ascii="Arial" w:hAnsi="Arial" w:eastAsia="Arial"/>
-                <w:b/>
-                <w:i w:val="0"/>
-                <w:sz w:val="26"/>
-              </w:rPr>
-              <w:t>M</w:t>
-            </w:r>
-          </w:p>
-        </w:tc>
-        <w:tc>
-          <w:tcPr>
-            <w:tcW w:type="dxa" w:w="488"/>
-            <w:tcBorders>
-              <w:top w:val="single" w:sz="4" w:color="9FB3C8"/>
-              <w:left w:val="single" w:sz="4" w:color="9FB3C8"/>
-              <w:bottom w:val="single" w:sz="4" w:color="9FB3C8"/>
-              <w:right w:val="single" w:sz="4" w:color="9FB3C8"/>
-            </w:tcBorders>
-          </w:tcPr>
-          <w:p>
-            <w:pPr>
-              <w:spacing w:after="20"/>
-              <w:jc w:val="center"/>
-            </w:pPr>
-            <w:r>
-              <w:rPr>
-                <w:rFonts w:ascii="Arial" w:hAnsi="Arial" w:eastAsia="Arial"/>
-                <w:b/>
-                <w:i w:val="0"/>
-                <w:sz w:val="26"/>
-              </w:rPr>
-              <w:t>H</w:t>
-            </w:r>
-          </w:p>
-        </w:tc>
-      </w:tr>
-      <w:tr>
-        <w:trPr>
-          <w:trHeight w:val="488"/>
-        </w:trPr>
-        <w:tc>
-          <w:tcPr>
-            <w:tcW w:type="dxa" w:w="488"/>
-            <w:tcBorders>
-              <w:top w:val="single" w:sz="4" w:color="9FB3C8"/>
-              <w:left w:val="single" w:sz="4" w:color="9FB3C8"/>
-              <w:bottom w:val="single" w:sz="4" w:color="9FB3C8"/>
-              <w:right w:val="single" w:sz="4" w:color="9FB3C8"/>
-            </w:tcBorders>
-          </w:tcPr>
-          <w:p>
-            <w:pPr>
-              <w:spacing w:after="20"/>
-              <w:jc w:val="center"/>
-            </w:pPr>
-            <w:r>
-              <w:rPr>
-                <w:rFonts w:ascii="Arial" w:hAnsi="Arial" w:eastAsia="Arial"/>
-                <w:b/>
-                <w:i w:val="0"/>
-                <w:sz w:val="26"/>
-              </w:rPr>
-              <w:t>W</w:t>
             </w:r>
           </w:p>
         </w:tc>
@@ -2526,7 +3477,7 @@
                 <w:i w:val="0"/>
                 <w:sz w:val="26"/>
               </w:rPr>
-              <w:t>Y</w:t>
+              <w:t>R</w:t>
             </w:r>
           </w:p>
         </w:tc>
@@ -2552,85 +3503,7 @@
                 <w:i w:val="0"/>
                 <w:sz w:val="26"/>
               </w:rPr>
-              <w:t>U</w:t>
-            </w:r>
-          </w:p>
-        </w:tc>
-        <w:tc>
-          <w:tcPr>
-            <w:tcW w:type="dxa" w:w="488"/>
-            <w:tcBorders>
-              <w:top w:val="single" w:sz="4" w:color="9FB3C8"/>
-              <w:left w:val="single" w:sz="4" w:color="9FB3C8"/>
-              <w:bottom w:val="single" w:sz="4" w:color="9FB3C8"/>
-              <w:right w:val="single" w:sz="4" w:color="9FB3C8"/>
-            </w:tcBorders>
-          </w:tcPr>
-          <w:p>
-            <w:pPr>
-              <w:spacing w:after="20"/>
-              <w:jc w:val="center"/>
-            </w:pPr>
-            <w:r>
-              <w:rPr>
-                <w:rFonts w:ascii="Arial" w:hAnsi="Arial" w:eastAsia="Arial"/>
-                <w:b/>
-                <w:i w:val="0"/>
-                <w:sz w:val="26"/>
-              </w:rPr>
-              <w:t>V</w:t>
-            </w:r>
-          </w:p>
-        </w:tc>
-        <w:tc>
-          <w:tcPr>
-            <w:tcW w:type="dxa" w:w="488"/>
-            <w:tcBorders>
-              <w:top w:val="single" w:sz="4" w:color="9FB3C8"/>
-              <w:left w:val="single" w:sz="4" w:color="9FB3C8"/>
-              <w:bottom w:val="single" w:sz="4" w:color="9FB3C8"/>
-              <w:right w:val="single" w:sz="4" w:color="9FB3C8"/>
-            </w:tcBorders>
-          </w:tcPr>
-          <w:p>
-            <w:pPr>
-              <w:spacing w:after="20"/>
-              <w:jc w:val="center"/>
-            </w:pPr>
-            <w:r>
-              <w:rPr>
-                <w:rFonts w:ascii="Arial" w:hAnsi="Arial" w:eastAsia="Arial"/>
-                <w:b/>
-                <w:i w:val="0"/>
-                <w:sz w:val="26"/>
-              </w:rPr>
-              <w:t>C</w:t>
-            </w:r>
-          </w:p>
-        </w:tc>
-        <w:tc>
-          <w:tcPr>
-            <w:tcW w:type="dxa" w:w="488"/>
-            <w:tcBorders>
-              <w:top w:val="single" w:sz="4" w:color="9FB3C8"/>
-              <w:left w:val="single" w:sz="4" w:color="9FB3C8"/>
-              <w:bottom w:val="single" w:sz="4" w:color="9FB3C8"/>
-              <w:right w:val="single" w:sz="4" w:color="9FB3C8"/>
-            </w:tcBorders>
-          </w:tcPr>
-          <w:p>
-            <w:pPr>
-              <w:spacing w:after="20"/>
-              <w:jc w:val="center"/>
-            </w:pPr>
-            <w:r>
-              <w:rPr>
-                <w:rFonts w:ascii="Arial" w:hAnsi="Arial" w:eastAsia="Arial"/>
-                <w:b/>
-                <w:i w:val="0"/>
-                <w:sz w:val="26"/>
-              </w:rPr>
-              <w:t>R</w:t>
+              <w:t>K</w:t>
             </w:r>
           </w:p>
         </w:tc>
@@ -2682,10 +3555,41 @@
                 <w:i w:val="0"/>
                 <w:sz w:val="26"/>
               </w:rPr>
-              <w:t>R</w:t>
+              <w:t>N</w:t>
             </w:r>
           </w:p>
         </w:tc>
+        <w:tc>
+          <w:tcPr>
+            <w:tcW w:type="dxa" w:w="488"/>
+            <w:tcBorders>
+              <w:top w:val="single" w:sz="4" w:color="9FB3C8"/>
+              <w:left w:val="single" w:sz="4" w:color="9FB3C8"/>
+              <w:bottom w:val="single" w:sz="4" w:color="9FB3C8"/>
+              <w:right w:val="single" w:sz="4" w:color="9FB3C8"/>
+            </w:tcBorders>
+          </w:tcPr>
+          <w:p>
+            <w:pPr>
+              <w:spacing w:after="20"/>
+              <w:jc w:val="center"/>
+            </w:pPr>
+            <w:r>
+              <w:rPr>
+                <w:rFonts w:ascii="Arial" w:hAnsi="Arial" w:eastAsia="Arial"/>
+                <w:b/>
+                <w:i w:val="0"/>
+                <w:sz w:val="26"/>
+              </w:rPr>
+              <w:t>M</w:t>
+            </w:r>
+          </w:p>
+        </w:tc>
+      </w:tr>
+      <w:tr>
+        <w:trPr>
+          <w:trHeight w:val="488"/>
+        </w:trPr>
         <w:tc>
           <w:tcPr>
             <w:tcW w:type="dxa" w:w="488"/>
@@ -2712,11 +3616,58 @@
             </w:r>
           </w:p>
         </w:tc>
-      </w:tr>
-      <w:tr>
-        <w:trPr>
-          <w:trHeight w:val="488"/>
-        </w:trPr>
+        <w:tc>
+          <w:tcPr>
+            <w:tcW w:type="dxa" w:w="488"/>
+            <w:tcBorders>
+              <w:top w:val="single" w:sz="4" w:color="9FB3C8"/>
+              <w:left w:val="single" w:sz="4" w:color="9FB3C8"/>
+              <w:bottom w:val="single" w:sz="4" w:color="9FB3C8"/>
+              <w:right w:val="single" w:sz="4" w:color="9FB3C8"/>
+            </w:tcBorders>
+          </w:tcPr>
+          <w:p>
+            <w:pPr>
+              <w:spacing w:after="20"/>
+              <w:jc w:val="center"/>
+            </w:pPr>
+            <w:r>
+              <w:rPr>
+                <w:rFonts w:ascii="Arial" w:hAnsi="Arial" w:eastAsia="Arial"/>
+                <w:b/>
+                <w:i w:val="0"/>
+                <w:sz w:val="26"/>
+              </w:rPr>
+              <w:t>D</w:t>
+            </w:r>
+          </w:p>
+        </w:tc>
+        <w:tc>
+          <w:tcPr>
+            <w:tcW w:type="dxa" w:w="488"/>
+            <w:tcBorders>
+              <w:top w:val="single" w:sz="4" w:color="9FB3C8"/>
+              <w:left w:val="single" w:sz="4" w:color="9FB3C8"/>
+              <w:bottom w:val="single" w:sz="4" w:color="9FB3C8"/>
+              <w:right w:val="single" w:sz="4" w:color="9FB3C8"/>
+            </w:tcBorders>
+          </w:tcPr>
+          <w:p>
+            <w:pPr>
+              <w:spacing w:after="20"/>
+              <w:jc w:val="center"/>
+            </w:pPr>
+            <w:r>
+              <w:rPr>
+                <w:rFonts w:ascii="Arial" w:hAnsi="Arial" w:eastAsia="Arial"/>
+                <w:b/>
+                <w:i w:val="0"/>
+                <w:sz w:val="26"/>
+              </w:rPr>
+              <w:t>I</w:t>
+            </w:r>
+          </w:p>
+        </w:tc>
         <w:tc>
           <w:tcPr>
             <w:tcW w:type="dxa" w:w="488"/>
@@ -2765,7 +3716,7 @@
                 <w:i w:val="0"/>
                 <w:sz w:val="26"/>
               </w:rPr>
-              <w:t>F</w:t>
+              <w:t>H</w:t>
             </w:r>
           </w:p>
         </w:tc>
@@ -2791,10 +3742,145 @@
                 <w:i w:val="0"/>
                 <w:sz w:val="26"/>
               </w:rPr>
-              <w:t>A</w:t>
+              <w:t>E</w:t>
             </w:r>
           </w:p>
         </w:tc>
+        <w:tc>
+          <w:tcPr>
+            <w:tcW w:type="dxa" w:w="488"/>
+            <w:tcBorders>
+              <w:top w:val="single" w:sz="4" w:color="9FB3C8"/>
+              <w:left w:val="single" w:sz="4" w:color="9FB3C8"/>
+              <w:bottom w:val="single" w:sz="4" w:color="9FB3C8"/>
+              <w:right w:val="single" w:sz="4" w:color="9FB3C8"/>
+            </w:tcBorders>
+          </w:tcPr>
+          <w:p>
+            <w:pPr>
+              <w:spacing w:after="20"/>
+              <w:jc w:val="center"/>
+            </w:pPr>
+            <w:r>
+              <w:rPr>
+                <w:rFonts w:ascii="Arial" w:hAnsi="Arial" w:eastAsia="Arial"/>
+                <w:b/>
+                <w:i w:val="0"/>
+                <w:sz w:val="26"/>
+              </w:rPr>
+              <w:t>S</w:t>
+            </w:r>
+          </w:p>
+        </w:tc>
+        <w:tc>
+          <w:tcPr>
+            <w:tcW w:type="dxa" w:w="488"/>
+            <w:tcBorders>
+              <w:top w:val="single" w:sz="4" w:color="9FB3C8"/>
+              <w:left w:val="single" w:sz="4" w:color="9FB3C8"/>
+              <w:bottom w:val="single" w:sz="4" w:color="9FB3C8"/>
+              <w:right w:val="single" w:sz="4" w:color="9FB3C8"/>
+            </w:tcBorders>
+          </w:tcPr>
+          <w:p>
+            <w:pPr>
+              <w:spacing w:after="20"/>
+              <w:jc w:val="center"/>
+            </w:pPr>
+            <w:r>
+              <w:rPr>
+                <w:rFonts w:ascii="Arial" w:hAnsi="Arial" w:eastAsia="Arial"/>
+                <w:b/>
+                <w:i w:val="0"/>
+                <w:sz w:val="26"/>
+              </w:rPr>
+              <w:t>Z</w:t>
+            </w:r>
+          </w:p>
+        </w:tc>
+        <w:tc>
+          <w:tcPr>
+            <w:tcW w:type="dxa" w:w="488"/>
+            <w:tcBorders>
+              <w:top w:val="single" w:sz="4" w:color="9FB3C8"/>
+              <w:left w:val="single" w:sz="4" w:color="9FB3C8"/>
+              <w:bottom w:val="single" w:sz="4" w:color="9FB3C8"/>
+              <w:right w:val="single" w:sz="4" w:color="9FB3C8"/>
+            </w:tcBorders>
+          </w:tcPr>
+          <w:p>
+            <w:pPr>
+              <w:spacing w:after="20"/>
+              <w:jc w:val="center"/>
+            </w:pPr>
+            <w:r>
+              <w:rPr>
+                <w:rFonts w:ascii="Arial" w:hAnsi="Arial" w:eastAsia="Arial"/>
+                <w:b/>
+                <w:i w:val="0"/>
+                <w:sz w:val="26"/>
+              </w:rPr>
+              <w:t>J</w:t>
+            </w:r>
+          </w:p>
+        </w:tc>
+        <w:tc>
+          <w:tcPr>
+            <w:tcW w:type="dxa" w:w="488"/>
+            <w:tcBorders>
+              <w:top w:val="single" w:sz="4" w:color="9FB3C8"/>
+              <w:left w:val="single" w:sz="4" w:color="9FB3C8"/>
+              <w:bottom w:val="single" w:sz="4" w:color="9FB3C8"/>
+              <w:right w:val="single" w:sz="4" w:color="9FB3C8"/>
+            </w:tcBorders>
+          </w:tcPr>
+          <w:p>
+            <w:pPr>
+              <w:spacing w:after="20"/>
+              <w:jc w:val="center"/>
+            </w:pPr>
+            <w:r>
+              <w:rPr>
+                <w:rFonts w:ascii="Arial" w:hAnsi="Arial" w:eastAsia="Arial"/>
+                <w:b/>
+                <w:i w:val="0"/>
+                <w:sz w:val="26"/>
+              </w:rPr>
+              <w:t>D</w:t>
+            </w:r>
+          </w:p>
+        </w:tc>
+        <w:tc>
+          <w:tcPr>
+            <w:tcW w:type="dxa" w:w="488"/>
+            <w:tcBorders>
+              <w:top w:val="single" w:sz="4" w:color="9FB3C8"/>
+              <w:left w:val="single" w:sz="4" w:color="9FB3C8"/>
+              <w:bottom w:val="single" w:sz="4" w:color="9FB3C8"/>
+              <w:right w:val="single" w:sz="4" w:color="9FB3C8"/>
+            </w:tcBorders>
+          </w:tcPr>
+          <w:p>
+            <w:pPr>
+              <w:spacing w:after="20"/>
+              <w:jc w:val="center"/>
+            </w:pPr>
+            <w:r>
+              <w:rPr>
+                <w:rFonts w:ascii="Arial" w:hAnsi="Arial" w:eastAsia="Arial"/>
+                <w:b/>
+                <w:i w:val="0"/>
+                <w:sz w:val="26"/>
+              </w:rPr>
+              <w:t>P</w:t>
+            </w:r>
+          </w:p>
+        </w:tc>
+      </w:tr>
+      <w:tr>
+        <w:trPr>
+          <w:trHeight w:val="488"/>
+        </w:trPr>
         <w:tc>
           <w:tcPr>
             <w:tcW w:type="dxa" w:w="488"/>
@@ -2947,168 +4033,7 @@
                 <w:i w:val="0"/>
                 <w:sz w:val="26"/>
               </w:rPr>
-              <w:t>R</w:t>
-            </w:r>
-          </w:p>
-        </w:tc>
-        <w:tc>
-          <w:tcPr>
-            <w:tcW w:type="dxa" w:w="488"/>
-            <w:tcBorders>
-              <w:top w:val="single" w:sz="4" w:color="9FB3C8"/>
-              <w:left w:val="single" w:sz="4" w:color="9FB3C8"/>
-              <w:bottom w:val="single" w:sz="4" w:color="9FB3C8"/>
-              <w:right w:val="single" w:sz="4" w:color="9FB3C8"/>
-            </w:tcBorders>
-          </w:tcPr>
-          <w:p>
-            <w:pPr>
-              <w:spacing w:after="20"/>
-              <w:jc w:val="center"/>
-            </w:pPr>
-            <w:r>
-              <w:rPr>
-                <w:rFonts w:ascii="Arial" w:hAnsi="Arial" w:eastAsia="Arial"/>
-                <w:b/>
-                <w:i w:val="0"/>
-                <w:sz w:val="26"/>
-              </w:rPr>
-              <w:t>H</w:t>
-            </w:r>
-          </w:p>
-        </w:tc>
-        <w:tc>
-          <w:tcPr>
-            <w:tcW w:type="dxa" w:w="488"/>
-            <w:tcBorders>
-              <w:top w:val="single" w:sz="4" w:color="9FB3C8"/>
-              <w:left w:val="single" w:sz="4" w:color="9FB3C8"/>
-              <w:bottom w:val="single" w:sz="4" w:color="9FB3C8"/>
-              <w:right w:val="single" w:sz="4" w:color="9FB3C8"/>
-            </w:tcBorders>
-          </w:tcPr>
-          <w:p>
-            <w:pPr>
-              <w:spacing w:after="20"/>
-              <w:jc w:val="center"/>
-            </w:pPr>
-            <w:r>
-              <w:rPr>
-                <w:rFonts w:ascii="Arial" w:hAnsi="Arial" w:eastAsia="Arial"/>
-                <w:b/>
-                <w:i w:val="0"/>
-                <w:sz w:val="26"/>
-              </w:rPr>
-              <w:t>H</w:t>
-            </w:r>
-          </w:p>
-        </w:tc>
-      </w:tr>
-      <w:tr>
-        <w:trPr>
-          <w:trHeight w:val="488"/>
-        </w:trPr>
-        <w:tc>
-          <w:tcPr>
-            <w:tcW w:type="dxa" w:w="488"/>
-            <w:tcBorders>
-              <w:top w:val="single" w:sz="4" w:color="9FB3C8"/>
-              <w:left w:val="single" w:sz="4" w:color="9FB3C8"/>
-              <w:bottom w:val="single" w:sz="4" w:color="9FB3C8"/>
-              <w:right w:val="single" w:sz="4" w:color="9FB3C8"/>
-            </w:tcBorders>
-          </w:tcPr>
-          <w:p>
-            <w:pPr>
-              <w:spacing w:after="20"/>
-              <w:jc w:val="center"/>
-            </w:pPr>
-            <w:r>
-              <w:rPr>
-                <w:rFonts w:ascii="Arial" w:hAnsi="Arial" w:eastAsia="Arial"/>
-                <w:b/>
-                <w:i w:val="0"/>
-                <w:sz w:val="26"/>
-              </w:rPr>
-              <w:t>B</w:t>
-            </w:r>
-          </w:p>
-        </w:tc>
-        <w:tc>
-          <w:tcPr>
-            <w:tcW w:type="dxa" w:w="488"/>
-            <w:tcBorders>
-              <w:top w:val="single" w:sz="4" w:color="9FB3C8"/>
-              <w:left w:val="single" w:sz="4" w:color="9FB3C8"/>
-              <w:bottom w:val="single" w:sz="4" w:color="9FB3C8"/>
-              <w:right w:val="single" w:sz="4" w:color="9FB3C8"/>
-            </w:tcBorders>
-          </w:tcPr>
-          <w:p>
-            <w:pPr>
-              <w:spacing w:after="20"/>
-              <w:jc w:val="center"/>
-            </w:pPr>
-            <w:r>
-              <w:rPr>
-                <w:rFonts w:ascii="Arial" w:hAnsi="Arial" w:eastAsia="Arial"/>
-                <w:b/>
-                <w:i w:val="0"/>
-                <w:sz w:val="26"/>
-              </w:rPr>
               <w:t>S</w:t>
-            </w:r>
-          </w:p>
-        </w:tc>
-        <w:tc>
-          <w:tcPr>
-            <w:tcW w:type="dxa" w:w="488"/>
-            <w:tcBorders>
-              <w:top w:val="single" w:sz="4" w:color="9FB3C8"/>
-              <w:left w:val="single" w:sz="4" w:color="9FB3C8"/>
-              <w:bottom w:val="single" w:sz="4" w:color="9FB3C8"/>
-              <w:right w:val="single" w:sz="4" w:color="9FB3C8"/>
-            </w:tcBorders>
-          </w:tcPr>
-          <w:p>
-            <w:pPr>
-              <w:spacing w:after="20"/>
-              <w:jc w:val="center"/>
-            </w:pPr>
-            <w:r>
-              <w:rPr>
-                <w:rFonts w:ascii="Arial" w:hAnsi="Arial" w:eastAsia="Arial"/>
-                <w:b/>
-                <w:i w:val="0"/>
-                <w:sz w:val="26"/>
-              </w:rPr>
-              <w:t>A</w:t>
-            </w:r>
-          </w:p>
-        </w:tc>
-        <w:tc>
-          <w:tcPr>
-            <w:tcW w:type="dxa" w:w="488"/>
-            <w:tcBorders>
-              <w:top w:val="single" w:sz="4" w:color="9FB3C8"/>
-              <w:left w:val="single" w:sz="4" w:color="9FB3C8"/>
-              <w:bottom w:val="single" w:sz="4" w:color="9FB3C8"/>
-              <w:right w:val="single" w:sz="4" w:color="9FB3C8"/>
-            </w:tcBorders>
-          </w:tcPr>
-          <w:p>
-            <w:pPr>
-              <w:spacing w:after="20"/>
-              <w:jc w:val="center"/>
-            </w:pPr>
-            <w:r>
-              <w:rPr>
-                <w:rFonts w:ascii="Arial" w:hAnsi="Arial" w:eastAsia="Arial"/>
-                <w:b/>
-                <w:i w:val="0"/>
-                <w:sz w:val="26"/>
-              </w:rPr>
-              <w:t>N</w:t>
             </w:r>
           </w:p>
         </w:tc>
@@ -3160,32 +4085,6 @@
                 <w:i w:val="0"/>
                 <w:sz w:val="26"/>
               </w:rPr>
-              <w:t>W</w:t>
-            </w:r>
-          </w:p>
-        </w:tc>
-        <w:tc>
-          <w:tcPr>
-            <w:tcW w:type="dxa" w:w="488"/>
-            <w:tcBorders>
-              <w:top w:val="single" w:sz="4" w:color="9FB3C8"/>
-              <w:left w:val="single" w:sz="4" w:color="9FB3C8"/>
-              <w:bottom w:val="single" w:sz="4" w:color="9FB3C8"/>
-              <w:right w:val="single" w:sz="4" w:color="9FB3C8"/>
-            </w:tcBorders>
-          </w:tcPr>
-          <w:p>
-            <w:pPr>
-              <w:spacing w:after="20"/>
-              <w:jc w:val="center"/>
-            </w:pPr>
-            <w:r>
-              <w:rPr>
-                <w:rFonts w:ascii="Arial" w:hAnsi="Arial" w:eastAsia="Arial"/>
-                <w:b/>
-                <w:i w:val="0"/>
-                <w:sz w:val="26"/>
-              </w:rPr>
               <w:t>I</w:t>
             </w:r>
           </w:p>
@@ -3212,906 +4111,7 @@
                 <w:i w:val="0"/>
                 <w:sz w:val="26"/>
               </w:rPr>
-              <w:t>C</w:t>
-            </w:r>
-          </w:p>
-        </w:tc>
-        <w:tc>
-          <w:tcPr>
-            <w:tcW w:type="dxa" w:w="488"/>
-            <w:tcBorders>
-              <w:top w:val="single" w:sz="4" w:color="9FB3C8"/>
-              <w:left w:val="single" w:sz="4" w:color="9FB3C8"/>
-              <w:bottom w:val="single" w:sz="4" w:color="9FB3C8"/>
-              <w:right w:val="single" w:sz="4" w:color="9FB3C8"/>
-            </w:tcBorders>
-          </w:tcPr>
-          <w:p>
-            <w:pPr>
-              <w:spacing w:after="20"/>
-              <w:jc w:val="center"/>
-            </w:pPr>
-            <w:r>
-              <w:rPr>
-                <w:rFonts w:ascii="Arial" w:hAnsi="Arial" w:eastAsia="Arial"/>
-                <w:b/>
-                <w:i w:val="0"/>
-                <w:sz w:val="26"/>
-              </w:rPr>
-              <w:t>H</w:t>
-            </w:r>
-          </w:p>
-        </w:tc>
-        <w:tc>
-          <w:tcPr>
-            <w:tcW w:type="dxa" w:w="488"/>
-            <w:tcBorders>
-              <w:top w:val="single" w:sz="4" w:color="9FB3C8"/>
-              <w:left w:val="single" w:sz="4" w:color="9FB3C8"/>
-              <w:bottom w:val="single" w:sz="4" w:color="9FB3C8"/>
-              <w:right w:val="single" w:sz="4" w:color="9FB3C8"/>
-            </w:tcBorders>
-          </w:tcPr>
-          <w:p>
-            <w:pPr>
-              <w:spacing w:after="20"/>
-              <w:jc w:val="center"/>
-            </w:pPr>
-            <w:r>
-              <w:rPr>
-                <w:rFonts w:ascii="Arial" w:hAnsi="Arial" w:eastAsia="Arial"/>
-                <w:b/>
-                <w:i w:val="0"/>
-                <w:sz w:val="26"/>
-              </w:rPr>
-              <w:t>O</w:t>
-            </w:r>
-          </w:p>
-        </w:tc>
-        <w:tc>
-          <w:tcPr>
-            <w:tcW w:type="dxa" w:w="488"/>
-            <w:tcBorders>
-              <w:top w:val="single" w:sz="4" w:color="9FB3C8"/>
-              <w:left w:val="single" w:sz="4" w:color="9FB3C8"/>
-              <w:bottom w:val="single" w:sz="4" w:color="9FB3C8"/>
-              <w:right w:val="single" w:sz="4" w:color="9FB3C8"/>
-            </w:tcBorders>
-          </w:tcPr>
-          <w:p>
-            <w:pPr>
-              <w:spacing w:after="20"/>
-              <w:jc w:val="center"/>
-            </w:pPr>
-            <w:r>
-              <w:rPr>
-                <w:rFonts w:ascii="Arial" w:hAnsi="Arial" w:eastAsia="Arial"/>
-                <w:b/>
-                <w:i w:val="0"/>
-                <w:sz w:val="26"/>
-              </w:rPr>
-              <w:t>L</w:t>
-            </w:r>
-          </w:p>
-        </w:tc>
-      </w:tr>
-      <w:tr>
-        <w:trPr>
-          <w:trHeight w:val="488"/>
-        </w:trPr>
-        <w:tc>
-          <w:tcPr>
-            <w:tcW w:type="dxa" w:w="488"/>
-            <w:tcBorders>
-              <w:top w:val="single" w:sz="4" w:color="9FB3C8"/>
-              <w:left w:val="single" w:sz="4" w:color="9FB3C8"/>
-              <w:bottom w:val="single" w:sz="4" w:color="9FB3C8"/>
-              <w:right w:val="single" w:sz="4" w:color="9FB3C8"/>
-            </w:tcBorders>
-          </w:tcPr>
-          <w:p>
-            <w:pPr>
-              <w:spacing w:after="20"/>
-              <w:jc w:val="center"/>
-            </w:pPr>
-            <w:r>
-              <w:rPr>
-                <w:rFonts w:ascii="Arial" w:hAnsi="Arial" w:eastAsia="Arial"/>
-                <w:b/>
-                <w:i w:val="0"/>
-                <w:sz w:val="26"/>
-              </w:rPr>
-              <w:t>O</w:t>
-            </w:r>
-          </w:p>
-        </w:tc>
-        <w:tc>
-          <w:tcPr>
-            <w:tcW w:type="dxa" w:w="488"/>
-            <w:tcBorders>
-              <w:top w:val="single" w:sz="4" w:color="9FB3C8"/>
-              <w:left w:val="single" w:sz="4" w:color="9FB3C8"/>
-              <w:bottom w:val="single" w:sz="4" w:color="9FB3C8"/>
-              <w:right w:val="single" w:sz="4" w:color="9FB3C8"/>
-            </w:tcBorders>
-          </w:tcPr>
-          <w:p>
-            <w:pPr>
-              <w:spacing w:after="20"/>
-              <w:jc w:val="center"/>
-            </w:pPr>
-            <w:r>
-              <w:rPr>
-                <w:rFonts w:ascii="Arial" w:hAnsi="Arial" w:eastAsia="Arial"/>
-                <w:b/>
-                <w:i w:val="0"/>
-                <w:sz w:val="26"/>
-              </w:rPr>
-              <w:t>G</w:t>
-            </w:r>
-          </w:p>
-        </w:tc>
-        <w:tc>
-          <w:tcPr>
-            <w:tcW w:type="dxa" w:w="488"/>
-            <w:tcBorders>
-              <w:top w:val="single" w:sz="4" w:color="9FB3C8"/>
-              <w:left w:val="single" w:sz="4" w:color="9FB3C8"/>
-              <w:bottom w:val="single" w:sz="4" w:color="9FB3C8"/>
-              <w:right w:val="single" w:sz="4" w:color="9FB3C8"/>
-            </w:tcBorders>
-          </w:tcPr>
-          <w:p>
-            <w:pPr>
-              <w:spacing w:after="20"/>
-              <w:jc w:val="center"/>
-            </w:pPr>
-            <w:r>
-              <w:rPr>
-                <w:rFonts w:ascii="Arial" w:hAnsi="Arial" w:eastAsia="Arial"/>
-                <w:b/>
-                <w:i w:val="0"/>
-                <w:sz w:val="26"/>
-              </w:rPr>
-              <w:t>E</w:t>
-            </w:r>
-          </w:p>
-        </w:tc>
-        <w:tc>
-          <w:tcPr>
-            <w:tcW w:type="dxa" w:w="488"/>
-            <w:tcBorders>
-              <w:top w:val="single" w:sz="4" w:color="9FB3C8"/>
-              <w:left w:val="single" w:sz="4" w:color="9FB3C8"/>
-              <w:bottom w:val="single" w:sz="4" w:color="9FB3C8"/>
-              <w:right w:val="single" w:sz="4" w:color="9FB3C8"/>
-            </w:tcBorders>
-          </w:tcPr>
-          <w:p>
-            <w:pPr>
-              <w:spacing w:after="20"/>
-              <w:jc w:val="center"/>
-            </w:pPr>
-            <w:r>
-              <w:rPr>
-                <w:rFonts w:ascii="Arial" w:hAnsi="Arial" w:eastAsia="Arial"/>
-                <w:b/>
-                <w:i w:val="0"/>
-                <w:sz w:val="26"/>
-              </w:rPr>
-              <w:t>D</w:t>
-            </w:r>
-          </w:p>
-        </w:tc>
-        <w:tc>
-          <w:tcPr>
-            <w:tcW w:type="dxa" w:w="488"/>
-            <w:tcBorders>
-              <w:top w:val="single" w:sz="4" w:color="9FB3C8"/>
-              <w:left w:val="single" w:sz="4" w:color="9FB3C8"/>
-              <w:bottom w:val="single" w:sz="4" w:color="9FB3C8"/>
-              <w:right w:val="single" w:sz="4" w:color="9FB3C8"/>
-            </w:tcBorders>
-          </w:tcPr>
-          <w:p>
-            <w:pPr>
-              <w:spacing w:after="20"/>
-              <w:jc w:val="center"/>
-            </w:pPr>
-            <w:r>
-              <w:rPr>
-                <w:rFonts w:ascii="Arial" w:hAnsi="Arial" w:eastAsia="Arial"/>
-                <w:b/>
-                <w:i w:val="0"/>
-                <w:sz w:val="26"/>
-              </w:rPr>
               <w:t>Y</w:t>
-            </w:r>
-          </w:p>
-        </w:tc>
-        <w:tc>
-          <w:tcPr>
-            <w:tcW w:type="dxa" w:w="488"/>
-            <w:tcBorders>
-              <w:top w:val="single" w:sz="4" w:color="9FB3C8"/>
-              <w:left w:val="single" w:sz="4" w:color="9FB3C8"/>
-              <w:bottom w:val="single" w:sz="4" w:color="9FB3C8"/>
-              <w:right w:val="single" w:sz="4" w:color="9FB3C8"/>
-            </w:tcBorders>
-          </w:tcPr>
-          <w:p>
-            <w:pPr>
-              <w:spacing w:after="20"/>
-              <w:jc w:val="center"/>
-            </w:pPr>
-            <w:r>
-              <w:rPr>
-                <w:rFonts w:ascii="Arial" w:hAnsi="Arial" w:eastAsia="Arial"/>
-                <w:b/>
-                <w:i w:val="0"/>
-                <w:sz w:val="26"/>
-              </w:rPr>
-              <w:t>H</w:t>
-            </w:r>
-          </w:p>
-        </w:tc>
-        <w:tc>
-          <w:tcPr>
-            <w:tcW w:type="dxa" w:w="488"/>
-            <w:tcBorders>
-              <w:top w:val="single" w:sz="4" w:color="9FB3C8"/>
-              <w:left w:val="single" w:sz="4" w:color="9FB3C8"/>
-              <w:bottom w:val="single" w:sz="4" w:color="9FB3C8"/>
-              <w:right w:val="single" w:sz="4" w:color="9FB3C8"/>
-            </w:tcBorders>
-          </w:tcPr>
-          <w:p>
-            <w:pPr>
-              <w:spacing w:after="20"/>
-              <w:jc w:val="center"/>
-            </w:pPr>
-            <w:r>
-              <w:rPr>
-                <w:rFonts w:ascii="Arial" w:hAnsi="Arial" w:eastAsia="Arial"/>
-                <w:b/>
-                <w:i w:val="0"/>
-                <w:sz w:val="26"/>
-              </w:rPr>
-              <w:t>R</w:t>
-            </w:r>
-          </w:p>
-        </w:tc>
-        <w:tc>
-          <w:tcPr>
-            <w:tcW w:type="dxa" w:w="488"/>
-            <w:tcBorders>
-              <w:top w:val="single" w:sz="4" w:color="9FB3C8"/>
-              <w:left w:val="single" w:sz="4" w:color="9FB3C8"/>
-              <w:bottom w:val="single" w:sz="4" w:color="9FB3C8"/>
-              <w:right w:val="single" w:sz="4" w:color="9FB3C8"/>
-            </w:tcBorders>
-          </w:tcPr>
-          <w:p>
-            <w:pPr>
-              <w:spacing w:after="20"/>
-              <w:jc w:val="center"/>
-            </w:pPr>
-            <w:r>
-              <w:rPr>
-                <w:rFonts w:ascii="Arial" w:hAnsi="Arial" w:eastAsia="Arial"/>
-                <w:b/>
-                <w:i w:val="0"/>
-                <w:sz w:val="26"/>
-              </w:rPr>
-              <w:t>J</w:t>
-            </w:r>
-          </w:p>
-        </w:tc>
-        <w:tc>
-          <w:tcPr>
-            <w:tcW w:type="dxa" w:w="488"/>
-            <w:tcBorders>
-              <w:top w:val="single" w:sz="4" w:color="9FB3C8"/>
-              <w:left w:val="single" w:sz="4" w:color="9FB3C8"/>
-              <w:bottom w:val="single" w:sz="4" w:color="9FB3C8"/>
-              <w:right w:val="single" w:sz="4" w:color="9FB3C8"/>
-            </w:tcBorders>
-          </w:tcPr>
-          <w:p>
-            <w:pPr>
-              <w:spacing w:after="20"/>
-              <w:jc w:val="center"/>
-            </w:pPr>
-            <w:r>
-              <w:rPr>
-                <w:rFonts w:ascii="Arial" w:hAnsi="Arial" w:eastAsia="Arial"/>
-                <w:b/>
-                <w:i w:val="0"/>
-                <w:sz w:val="26"/>
-              </w:rPr>
-              <w:t>L</w:t>
-            </w:r>
-          </w:p>
-        </w:tc>
-        <w:tc>
-          <w:tcPr>
-            <w:tcW w:type="dxa" w:w="488"/>
-            <w:tcBorders>
-              <w:top w:val="single" w:sz="4" w:color="9FB3C8"/>
-              <w:left w:val="single" w:sz="4" w:color="9FB3C8"/>
-              <w:bottom w:val="single" w:sz="4" w:color="9FB3C8"/>
-              <w:right w:val="single" w:sz="4" w:color="9FB3C8"/>
-            </w:tcBorders>
-          </w:tcPr>
-          <w:p>
-            <w:pPr>
-              <w:spacing w:after="20"/>
-              <w:jc w:val="center"/>
-            </w:pPr>
-            <w:r>
-              <w:rPr>
-                <w:rFonts w:ascii="Arial" w:hAnsi="Arial" w:eastAsia="Arial"/>
-                <w:b/>
-                <w:i w:val="0"/>
-                <w:sz w:val="26"/>
-              </w:rPr>
-              <w:t>M</w:t>
-            </w:r>
-          </w:p>
-        </w:tc>
-        <w:tc>
-          <w:tcPr>
-            <w:tcW w:type="dxa" w:w="488"/>
-            <w:tcBorders>
-              <w:top w:val="single" w:sz="4" w:color="9FB3C8"/>
-              <w:left w:val="single" w:sz="4" w:color="9FB3C8"/>
-              <w:bottom w:val="single" w:sz="4" w:color="9FB3C8"/>
-              <w:right w:val="single" w:sz="4" w:color="9FB3C8"/>
-            </w:tcBorders>
-          </w:tcPr>
-          <w:p>
-            <w:pPr>
-              <w:spacing w:after="20"/>
-              <w:jc w:val="center"/>
-            </w:pPr>
-            <w:r>
-              <w:rPr>
-                <w:rFonts w:ascii="Arial" w:hAnsi="Arial" w:eastAsia="Arial"/>
-                <w:b/>
-                <w:i w:val="0"/>
-                <w:sz w:val="26"/>
-              </w:rPr>
-              <w:t>K</w:t>
-            </w:r>
-          </w:p>
-        </w:tc>
-      </w:tr>
-      <w:tr>
-        <w:trPr>
-          <w:trHeight w:val="488"/>
-        </w:trPr>
-        <w:tc>
-          <w:tcPr>
-            <w:tcW w:type="dxa" w:w="488"/>
-            <w:tcBorders>
-              <w:top w:val="single" w:sz="4" w:color="9FB3C8"/>
-              <w:left w:val="single" w:sz="4" w:color="9FB3C8"/>
-              <w:bottom w:val="single" w:sz="4" w:color="9FB3C8"/>
-              <w:right w:val="single" w:sz="4" w:color="9FB3C8"/>
-            </w:tcBorders>
-          </w:tcPr>
-          <w:p>
-            <w:pPr>
-              <w:spacing w:after="20"/>
-              <w:jc w:val="center"/>
-            </w:pPr>
-            <w:r>
-              <w:rPr>
-                <w:rFonts w:ascii="Arial" w:hAnsi="Arial" w:eastAsia="Arial"/>
-                <w:b/>
-                <w:i w:val="0"/>
-                <w:sz w:val="26"/>
-              </w:rPr>
-              <w:t>O</w:t>
-            </w:r>
-          </w:p>
-        </w:tc>
-        <w:tc>
-          <w:tcPr>
-            <w:tcW w:type="dxa" w:w="488"/>
-            <w:tcBorders>
-              <w:top w:val="single" w:sz="4" w:color="9FB3C8"/>
-              <w:left w:val="single" w:sz="4" w:color="9FB3C8"/>
-              <w:bottom w:val="single" w:sz="4" w:color="9FB3C8"/>
-              <w:right w:val="single" w:sz="4" w:color="9FB3C8"/>
-            </w:tcBorders>
-          </w:tcPr>
-          <w:p>
-            <w:pPr>
-              <w:spacing w:after="20"/>
-              <w:jc w:val="center"/>
-            </w:pPr>
-            <w:r>
-              <w:rPr>
-                <w:rFonts w:ascii="Arial" w:hAnsi="Arial" w:eastAsia="Arial"/>
-                <w:b/>
-                <w:i w:val="0"/>
-                <w:sz w:val="26"/>
-              </w:rPr>
-              <w:t>W</w:t>
-            </w:r>
-          </w:p>
-        </w:tc>
-        <w:tc>
-          <w:tcPr>
-            <w:tcW w:type="dxa" w:w="488"/>
-            <w:tcBorders>
-              <w:top w:val="single" w:sz="4" w:color="9FB3C8"/>
-              <w:left w:val="single" w:sz="4" w:color="9FB3C8"/>
-              <w:bottom w:val="single" w:sz="4" w:color="9FB3C8"/>
-              <w:right w:val="single" w:sz="4" w:color="9FB3C8"/>
-            </w:tcBorders>
-          </w:tcPr>
-          <w:p>
-            <w:pPr>
-              <w:spacing w:after="20"/>
-              <w:jc w:val="center"/>
-            </w:pPr>
-            <w:r>
-              <w:rPr>
-                <w:rFonts w:ascii="Arial" w:hAnsi="Arial" w:eastAsia="Arial"/>
-                <w:b/>
-                <w:i w:val="0"/>
-                <w:sz w:val="26"/>
-              </w:rPr>
-              <w:t>I</w:t>
-            </w:r>
-          </w:p>
-        </w:tc>
-        <w:tc>
-          <w:tcPr>
-            <w:tcW w:type="dxa" w:w="488"/>
-            <w:tcBorders>
-              <w:top w:val="single" w:sz="4" w:color="9FB3C8"/>
-              <w:left w:val="single" w:sz="4" w:color="9FB3C8"/>
-              <w:bottom w:val="single" w:sz="4" w:color="9FB3C8"/>
-              <w:right w:val="single" w:sz="4" w:color="9FB3C8"/>
-            </w:tcBorders>
-          </w:tcPr>
-          <w:p>
-            <w:pPr>
-              <w:spacing w:after="20"/>
-              <w:jc w:val="center"/>
-            </w:pPr>
-            <w:r>
-              <w:rPr>
-                <w:rFonts w:ascii="Arial" w:hAnsi="Arial" w:eastAsia="Arial"/>
-                <w:b/>
-                <w:i w:val="0"/>
-                <w:sz w:val="26"/>
-              </w:rPr>
-              <w:t>I</w:t>
-            </w:r>
-          </w:p>
-        </w:tc>
-        <w:tc>
-          <w:tcPr>
-            <w:tcW w:type="dxa" w:w="488"/>
-            <w:tcBorders>
-              <w:top w:val="single" w:sz="4" w:color="9FB3C8"/>
-              <w:left w:val="single" w:sz="4" w:color="9FB3C8"/>
-              <w:bottom w:val="single" w:sz="4" w:color="9FB3C8"/>
-              <w:right w:val="single" w:sz="4" w:color="9FB3C8"/>
-            </w:tcBorders>
-          </w:tcPr>
-          <w:p>
-            <w:pPr>
-              <w:spacing w:after="20"/>
-              <w:jc w:val="center"/>
-            </w:pPr>
-            <w:r>
-              <w:rPr>
-                <w:rFonts w:ascii="Arial" w:hAnsi="Arial" w:eastAsia="Arial"/>
-                <w:b/>
-                <w:i w:val="0"/>
-                <w:sz w:val="26"/>
-              </w:rPr>
-              <w:t>P</w:t>
-            </w:r>
-          </w:p>
-        </w:tc>
-        <w:tc>
-          <w:tcPr>
-            <w:tcW w:type="dxa" w:w="488"/>
-            <w:tcBorders>
-              <w:top w:val="single" w:sz="4" w:color="9FB3C8"/>
-              <w:left w:val="single" w:sz="4" w:color="9FB3C8"/>
-              <w:bottom w:val="single" w:sz="4" w:color="9FB3C8"/>
-              <w:right w:val="single" w:sz="4" w:color="9FB3C8"/>
-            </w:tcBorders>
-          </w:tcPr>
-          <w:p>
-            <w:pPr>
-              <w:spacing w:after="20"/>
-              <w:jc w:val="center"/>
-            </w:pPr>
-            <w:r>
-              <w:rPr>
-                <w:rFonts w:ascii="Arial" w:hAnsi="Arial" w:eastAsia="Arial"/>
-                <w:b/>
-                <w:i w:val="0"/>
-                <w:sz w:val="26"/>
-              </w:rPr>
-              <w:t>A</w:t>
-            </w:r>
-          </w:p>
-        </w:tc>
-        <w:tc>
-          <w:tcPr>
-            <w:tcW w:type="dxa" w:w="488"/>
-            <w:tcBorders>
-              <w:top w:val="single" w:sz="4" w:color="9FB3C8"/>
-              <w:left w:val="single" w:sz="4" w:color="9FB3C8"/>
-              <w:bottom w:val="single" w:sz="4" w:color="9FB3C8"/>
-              <w:right w:val="single" w:sz="4" w:color="9FB3C8"/>
-            </w:tcBorders>
-          </w:tcPr>
-          <w:p>
-            <w:pPr>
-              <w:spacing w:after="20"/>
-              <w:jc w:val="center"/>
-            </w:pPr>
-            <w:r>
-              <w:rPr>
-                <w:rFonts w:ascii="Arial" w:hAnsi="Arial" w:eastAsia="Arial"/>
-                <w:b/>
-                <w:i w:val="0"/>
-                <w:sz w:val="26"/>
-              </w:rPr>
-              <w:t>H</w:t>
-            </w:r>
-          </w:p>
-        </w:tc>
-        <w:tc>
-          <w:tcPr>
-            <w:tcW w:type="dxa" w:w="488"/>
-            <w:tcBorders>
-              <w:top w:val="single" w:sz="4" w:color="9FB3C8"/>
-              <w:left w:val="single" w:sz="4" w:color="9FB3C8"/>
-              <w:bottom w:val="single" w:sz="4" w:color="9FB3C8"/>
-              <w:right w:val="single" w:sz="4" w:color="9FB3C8"/>
-            </w:tcBorders>
-          </w:tcPr>
-          <w:p>
-            <w:pPr>
-              <w:spacing w:after="20"/>
-              <w:jc w:val="center"/>
-            </w:pPr>
-            <w:r>
-              <w:rPr>
-                <w:rFonts w:ascii="Arial" w:hAnsi="Arial" w:eastAsia="Arial"/>
-                <w:b/>
-                <w:i w:val="0"/>
-                <w:sz w:val="26"/>
-              </w:rPr>
-              <w:t>U</w:t>
-            </w:r>
-          </w:p>
-        </w:tc>
-        <w:tc>
-          <w:tcPr>
-            <w:tcW w:type="dxa" w:w="488"/>
-            <w:tcBorders>
-              <w:top w:val="single" w:sz="4" w:color="9FB3C8"/>
-              <w:left w:val="single" w:sz="4" w:color="9FB3C8"/>
-              <w:bottom w:val="single" w:sz="4" w:color="9FB3C8"/>
-              <w:right w:val="single" w:sz="4" w:color="9FB3C8"/>
-            </w:tcBorders>
-          </w:tcPr>
-          <w:p>
-            <w:pPr>
-              <w:spacing w:after="20"/>
-              <w:jc w:val="center"/>
-            </w:pPr>
-            <w:r>
-              <w:rPr>
-                <w:rFonts w:ascii="Arial" w:hAnsi="Arial" w:eastAsia="Arial"/>
-                <w:b/>
-                <w:i w:val="0"/>
-                <w:sz w:val="26"/>
-              </w:rPr>
-              <w:t>A</w:t>
-            </w:r>
-          </w:p>
-        </w:tc>
-        <w:tc>
-          <w:tcPr>
-            <w:tcW w:type="dxa" w:w="488"/>
-            <w:tcBorders>
-              <w:top w:val="single" w:sz="4" w:color="9FB3C8"/>
-              <w:left w:val="single" w:sz="4" w:color="9FB3C8"/>
-              <w:bottom w:val="single" w:sz="4" w:color="9FB3C8"/>
-              <w:right w:val="single" w:sz="4" w:color="9FB3C8"/>
-            </w:tcBorders>
-          </w:tcPr>
-          <w:p>
-            <w:pPr>
-              <w:spacing w:after="20"/>
-              <w:jc w:val="center"/>
-            </w:pPr>
-            <w:r>
-              <w:rPr>
-                <w:rFonts w:ascii="Arial" w:hAnsi="Arial" w:eastAsia="Arial"/>
-                <w:b/>
-                <w:i w:val="0"/>
-                <w:sz w:val="26"/>
-              </w:rPr>
-              <w:t>E</w:t>
-            </w:r>
-          </w:p>
-        </w:tc>
-        <w:tc>
-          <w:tcPr>
-            <w:tcW w:type="dxa" w:w="488"/>
-            <w:tcBorders>
-              <w:top w:val="single" w:sz="4" w:color="9FB3C8"/>
-              <w:left w:val="single" w:sz="4" w:color="9FB3C8"/>
-              <w:bottom w:val="single" w:sz="4" w:color="9FB3C8"/>
-              <w:right w:val="single" w:sz="4" w:color="9FB3C8"/>
-            </w:tcBorders>
-          </w:tcPr>
-          <w:p>
-            <w:pPr>
-              <w:spacing w:after="20"/>
-              <w:jc w:val="center"/>
-            </w:pPr>
-            <w:r>
-              <w:rPr>
-                <w:rFonts w:ascii="Arial" w:hAnsi="Arial" w:eastAsia="Arial"/>
-                <w:b/>
-                <w:i w:val="0"/>
-                <w:sz w:val="26"/>
-              </w:rPr>
-              <w:t>F</w:t>
-            </w:r>
-          </w:p>
-        </w:tc>
-      </w:tr>
-      <w:tr>
-        <w:trPr>
-          <w:trHeight w:val="488"/>
-        </w:trPr>
-        <w:tc>
-          <w:tcPr>
-            <w:tcW w:type="dxa" w:w="488"/>
-            <w:tcBorders>
-              <w:top w:val="single" w:sz="4" w:color="9FB3C8"/>
-              <w:left w:val="single" w:sz="4" w:color="9FB3C8"/>
-              <w:bottom w:val="single" w:sz="4" w:color="9FB3C8"/>
-              <w:right w:val="single" w:sz="4" w:color="9FB3C8"/>
-            </w:tcBorders>
-          </w:tcPr>
-          <w:p>
-            <w:pPr>
-              <w:spacing w:after="20"/>
-              <w:jc w:val="center"/>
-            </w:pPr>
-            <w:r>
-              <w:rPr>
-                <w:rFonts w:ascii="Arial" w:hAnsi="Arial" w:eastAsia="Arial"/>
-                <w:b/>
-                <w:i w:val="0"/>
-                <w:sz w:val="26"/>
-              </w:rPr>
-              <w:t>K</w:t>
-            </w:r>
-          </w:p>
-        </w:tc>
-        <w:tc>
-          <w:tcPr>
-            <w:tcW w:type="dxa" w:w="488"/>
-            <w:tcBorders>
-              <w:top w:val="single" w:sz="4" w:color="9FB3C8"/>
-              <w:left w:val="single" w:sz="4" w:color="9FB3C8"/>
-              <w:bottom w:val="single" w:sz="4" w:color="9FB3C8"/>
-              <w:right w:val="single" w:sz="4" w:color="9FB3C8"/>
-            </w:tcBorders>
-          </w:tcPr>
-          <w:p>
-            <w:pPr>
-              <w:spacing w:after="20"/>
-              <w:jc w:val="center"/>
-            </w:pPr>
-            <w:r>
-              <w:rPr>
-                <w:rFonts w:ascii="Arial" w:hAnsi="Arial" w:eastAsia="Arial"/>
-                <w:b/>
-                <w:i w:val="0"/>
-                <w:sz w:val="26"/>
-              </w:rPr>
-              <w:t>J</w:t>
-            </w:r>
-          </w:p>
-        </w:tc>
-        <w:tc>
-          <w:tcPr>
-            <w:tcW w:type="dxa" w:w="488"/>
-            <w:tcBorders>
-              <w:top w:val="single" w:sz="4" w:color="9FB3C8"/>
-              <w:left w:val="single" w:sz="4" w:color="9FB3C8"/>
-              <w:bottom w:val="single" w:sz="4" w:color="9FB3C8"/>
-              <w:right w:val="single" w:sz="4" w:color="9FB3C8"/>
-            </w:tcBorders>
-          </w:tcPr>
-          <w:p>
-            <w:pPr>
-              <w:spacing w:after="20"/>
-              <w:jc w:val="center"/>
-            </w:pPr>
-            <w:r>
-              <w:rPr>
-                <w:rFonts w:ascii="Arial" w:hAnsi="Arial" w:eastAsia="Arial"/>
-                <w:b/>
-                <w:i w:val="0"/>
-                <w:sz w:val="26"/>
-              </w:rPr>
-              <w:t>Q</w:t>
-            </w:r>
-          </w:p>
-        </w:tc>
-        <w:tc>
-          <w:tcPr>
-            <w:tcW w:type="dxa" w:w="488"/>
-            <w:tcBorders>
-              <w:top w:val="single" w:sz="4" w:color="9FB3C8"/>
-              <w:left w:val="single" w:sz="4" w:color="9FB3C8"/>
-              <w:bottom w:val="single" w:sz="4" w:color="9FB3C8"/>
-              <w:right w:val="single" w:sz="4" w:color="9FB3C8"/>
-            </w:tcBorders>
-          </w:tcPr>
-          <w:p>
-            <w:pPr>
-              <w:spacing w:after="20"/>
-              <w:jc w:val="center"/>
-            </w:pPr>
-            <w:r>
-              <w:rPr>
-                <w:rFonts w:ascii="Arial" w:hAnsi="Arial" w:eastAsia="Arial"/>
-                <w:b/>
-                <w:i w:val="0"/>
-                <w:sz w:val="26"/>
-              </w:rPr>
-              <w:t>S</w:t>
-            </w:r>
-          </w:p>
-        </w:tc>
-        <w:tc>
-          <w:tcPr>
-            <w:tcW w:type="dxa" w:w="488"/>
-            <w:tcBorders>
-              <w:top w:val="single" w:sz="4" w:color="9FB3C8"/>
-              <w:left w:val="single" w:sz="4" w:color="9FB3C8"/>
-              <w:bottom w:val="single" w:sz="4" w:color="9FB3C8"/>
-              <w:right w:val="single" w:sz="4" w:color="9FB3C8"/>
-            </w:tcBorders>
-          </w:tcPr>
-          <w:p>
-            <w:pPr>
-              <w:spacing w:after="20"/>
-              <w:jc w:val="center"/>
-            </w:pPr>
-            <w:r>
-              <w:rPr>
-                <w:rFonts w:ascii="Arial" w:hAnsi="Arial" w:eastAsia="Arial"/>
-                <w:b/>
-                <w:i w:val="0"/>
-                <w:sz w:val="26"/>
-              </w:rPr>
-              <w:t>V</w:t>
-            </w:r>
-          </w:p>
-        </w:tc>
-        <w:tc>
-          <w:tcPr>
-            <w:tcW w:type="dxa" w:w="488"/>
-            <w:tcBorders>
-              <w:top w:val="single" w:sz="4" w:color="9FB3C8"/>
-              <w:left w:val="single" w:sz="4" w:color="9FB3C8"/>
-              <w:bottom w:val="single" w:sz="4" w:color="9FB3C8"/>
-              <w:right w:val="single" w:sz="4" w:color="9FB3C8"/>
-            </w:tcBorders>
-          </w:tcPr>
-          <w:p>
-            <w:pPr>
-              <w:spacing w:after="20"/>
-              <w:jc w:val="center"/>
-            </w:pPr>
-            <w:r>
-              <w:rPr>
-                <w:rFonts w:ascii="Arial" w:hAnsi="Arial" w:eastAsia="Arial"/>
-                <w:b/>
-                <w:i w:val="0"/>
-                <w:sz w:val="26"/>
-              </w:rPr>
-              <w:t>S</w:t>
-            </w:r>
-          </w:p>
-        </w:tc>
-        <w:tc>
-          <w:tcPr>
-            <w:tcW w:type="dxa" w:w="488"/>
-            <w:tcBorders>
-              <w:top w:val="single" w:sz="4" w:color="9FB3C8"/>
-              <w:left w:val="single" w:sz="4" w:color="9FB3C8"/>
-              <w:bottom w:val="single" w:sz="4" w:color="9FB3C8"/>
-              <w:right w:val="single" w:sz="4" w:color="9FB3C8"/>
-            </w:tcBorders>
-          </w:tcPr>
-          <w:p>
-            <w:pPr>
-              <w:spacing w:after="20"/>
-              <w:jc w:val="center"/>
-            </w:pPr>
-            <w:r>
-              <w:rPr>
-                <w:rFonts w:ascii="Arial" w:hAnsi="Arial" w:eastAsia="Arial"/>
-                <w:b/>
-                <w:i w:val="0"/>
-                <w:sz w:val="26"/>
-              </w:rPr>
-              <w:t>L</w:t>
-            </w:r>
-          </w:p>
-        </w:tc>
-        <w:tc>
-          <w:tcPr>
-            <w:tcW w:type="dxa" w:w="488"/>
-            <w:tcBorders>
-              <w:top w:val="single" w:sz="4" w:color="9FB3C8"/>
-              <w:left w:val="single" w:sz="4" w:color="9FB3C8"/>
-              <w:bottom w:val="single" w:sz="4" w:color="9FB3C8"/>
-              <w:right w:val="single" w:sz="4" w:color="9FB3C8"/>
-            </w:tcBorders>
-          </w:tcPr>
-          <w:p>
-            <w:pPr>
-              <w:spacing w:after="20"/>
-              <w:jc w:val="center"/>
-            </w:pPr>
-            <w:r>
-              <w:rPr>
-                <w:rFonts w:ascii="Arial" w:hAnsi="Arial" w:eastAsia="Arial"/>
-                <w:b/>
-                <w:i w:val="0"/>
-                <w:sz w:val="26"/>
-              </w:rPr>
-              <w:t>I</w:t>
-            </w:r>
-          </w:p>
-        </w:tc>
-        <w:tc>
-          <w:tcPr>
-            <w:tcW w:type="dxa" w:w="488"/>
-            <w:tcBorders>
-              <w:top w:val="single" w:sz="4" w:color="9FB3C8"/>
-              <w:left w:val="single" w:sz="4" w:color="9FB3C8"/>
-              <w:bottom w:val="single" w:sz="4" w:color="9FB3C8"/>
-              <w:right w:val="single" w:sz="4" w:color="9FB3C8"/>
-            </w:tcBorders>
-          </w:tcPr>
-          <w:p>
-            <w:pPr>
-              <w:spacing w:after="20"/>
-              <w:jc w:val="center"/>
-            </w:pPr>
-            <w:r>
-              <w:rPr>
-                <w:rFonts w:ascii="Arial" w:hAnsi="Arial" w:eastAsia="Arial"/>
-                <w:b/>
-                <w:i w:val="0"/>
-                <w:sz w:val="26"/>
-              </w:rPr>
-              <w:t>A</w:t>
             </w:r>
           </w:p>
         </w:tc>
@@ -4194,6 +4194,32 @@
                 <w:i w:val="0"/>
                 <w:sz w:val="26"/>
               </w:rPr>
+              <w:t>C</w:t>
+            </w:r>
+          </w:p>
+        </w:tc>
+        <w:tc>
+          <w:tcPr>
+            <w:tcW w:type="dxa" w:w="488"/>
+            <w:tcBorders>
+              <w:top w:val="single" w:sz="4" w:color="9FB3C8"/>
+              <w:left w:val="single" w:sz="4" w:color="9FB3C8"/>
+              <w:bottom w:val="single" w:sz="4" w:color="9FB3C8"/>
+              <w:right w:val="single" w:sz="4" w:color="9FB3C8"/>
+            </w:tcBorders>
+          </w:tcPr>
+          <w:p>
+            <w:pPr>
+              <w:spacing w:after="20"/>
+              <w:jc w:val="center"/>
+            </w:pPr>
+            <w:r>
+              <w:rPr>
+                <w:rFonts w:ascii="Arial" w:hAnsi="Arial" w:eastAsia="Arial"/>
+                <w:b/>
+                <w:i w:val="0"/>
+                <w:sz w:val="26"/>
+              </w:rPr>
               <w:t>T</w:t>
             </w:r>
           </w:p>
@@ -4246,7 +4272,641 @@
                 <w:i w:val="0"/>
                 <w:sz w:val="26"/>
               </w:rPr>
+              <w:t>A</w:t>
+            </w:r>
+          </w:p>
+        </w:tc>
+        <w:tc>
+          <w:tcPr>
+            <w:tcW w:type="dxa" w:w="488"/>
+            <w:tcBorders>
+              <w:top w:val="single" w:sz="4" w:color="9FB3C8"/>
+              <w:left w:val="single" w:sz="4" w:color="9FB3C8"/>
+              <w:bottom w:val="single" w:sz="4" w:color="9FB3C8"/>
+              <w:right w:val="single" w:sz="4" w:color="9FB3C8"/>
+            </w:tcBorders>
+          </w:tcPr>
+          <w:p>
+            <w:pPr>
+              <w:spacing w:after="20"/>
+              <w:jc w:val="center"/>
+            </w:pPr>
+            <w:r>
+              <w:rPr>
+                <w:rFonts w:ascii="Arial" w:hAnsi="Arial" w:eastAsia="Arial"/>
+                <w:b/>
+                <w:i w:val="0"/>
+                <w:sz w:val="26"/>
+              </w:rPr>
+              <w:t>K</w:t>
+            </w:r>
+          </w:p>
+        </w:tc>
+        <w:tc>
+          <w:tcPr>
+            <w:tcW w:type="dxa" w:w="488"/>
+            <w:tcBorders>
+              <w:top w:val="single" w:sz="4" w:color="9FB3C8"/>
+              <w:left w:val="single" w:sz="4" w:color="9FB3C8"/>
+              <w:bottom w:val="single" w:sz="4" w:color="9FB3C8"/>
+              <w:right w:val="single" w:sz="4" w:color="9FB3C8"/>
+            </w:tcBorders>
+          </w:tcPr>
+          <w:p>
+            <w:pPr>
+              <w:spacing w:after="20"/>
+              <w:jc w:val="center"/>
+            </w:pPr>
+            <w:r>
+              <w:rPr>
+                <w:rFonts w:ascii="Arial" w:hAnsi="Arial" w:eastAsia="Arial"/>
+                <w:b/>
+                <w:i w:val="0"/>
+                <w:sz w:val="26"/>
+              </w:rPr>
+              <w:t>E</w:t>
+            </w:r>
+          </w:p>
+        </w:tc>
+        <w:tc>
+          <w:tcPr>
+            <w:tcW w:type="dxa" w:w="488"/>
+            <w:tcBorders>
+              <w:top w:val="single" w:sz="4" w:color="9FB3C8"/>
+              <w:left w:val="single" w:sz="4" w:color="9FB3C8"/>
+              <w:bottom w:val="single" w:sz="4" w:color="9FB3C8"/>
+              <w:right w:val="single" w:sz="4" w:color="9FB3C8"/>
+            </w:tcBorders>
+          </w:tcPr>
+          <w:p>
+            <w:pPr>
+              <w:spacing w:after="20"/>
+              <w:jc w:val="center"/>
+            </w:pPr>
+            <w:r>
+              <w:rPr>
+                <w:rFonts w:ascii="Arial" w:hAnsi="Arial" w:eastAsia="Arial"/>
+                <w:b/>
+                <w:i w:val="0"/>
+                <w:sz w:val="26"/>
+              </w:rPr>
+              <w:t>O</w:t>
+            </w:r>
+          </w:p>
+        </w:tc>
+        <w:tc>
+          <w:tcPr>
+            <w:tcW w:type="dxa" w:w="488"/>
+            <w:tcBorders>
+              <w:top w:val="single" w:sz="4" w:color="9FB3C8"/>
+              <w:left w:val="single" w:sz="4" w:color="9FB3C8"/>
+              <w:bottom w:val="single" w:sz="4" w:color="9FB3C8"/>
+              <w:right w:val="single" w:sz="4" w:color="9FB3C8"/>
+            </w:tcBorders>
+          </w:tcPr>
+          <w:p>
+            <w:pPr>
+              <w:spacing w:after="20"/>
+              <w:jc w:val="center"/>
+            </w:pPr>
+            <w:r>
+              <w:rPr>
+                <w:rFonts w:ascii="Arial" w:hAnsi="Arial" w:eastAsia="Arial"/>
+                <w:b/>
+                <w:i w:val="0"/>
+                <w:sz w:val="26"/>
+              </w:rPr>
+              <w:t>Y</w:t>
+            </w:r>
+          </w:p>
+        </w:tc>
+        <w:tc>
+          <w:tcPr>
+            <w:tcW w:type="dxa" w:w="488"/>
+            <w:tcBorders>
+              <w:top w:val="single" w:sz="4" w:color="9FB3C8"/>
+              <w:left w:val="single" w:sz="4" w:color="9FB3C8"/>
+              <w:bottom w:val="single" w:sz="4" w:color="9FB3C8"/>
+              <w:right w:val="single" w:sz="4" w:color="9FB3C8"/>
+            </w:tcBorders>
+          </w:tcPr>
+          <w:p>
+            <w:pPr>
+              <w:spacing w:after="20"/>
+              <w:jc w:val="center"/>
+            </w:pPr>
+            <w:r>
+              <w:rPr>
+                <w:rFonts w:ascii="Arial" w:hAnsi="Arial" w:eastAsia="Arial"/>
+                <w:b/>
+                <w:i w:val="0"/>
+                <w:sz w:val="26"/>
+              </w:rPr>
+              <w:t>L</w:t>
+            </w:r>
+          </w:p>
+        </w:tc>
+        <w:tc>
+          <w:tcPr>
+            <w:tcW w:type="dxa" w:w="488"/>
+            <w:tcBorders>
+              <w:top w:val="single" w:sz="4" w:color="9FB3C8"/>
+              <w:left w:val="single" w:sz="4" w:color="9FB3C8"/>
+              <w:bottom w:val="single" w:sz="4" w:color="9FB3C8"/>
+              <w:right w:val="single" w:sz="4" w:color="9FB3C8"/>
+            </w:tcBorders>
+          </w:tcPr>
+          <w:p>
+            <w:pPr>
+              <w:spacing w:after="20"/>
+              <w:jc w:val="center"/>
+            </w:pPr>
+            <w:r>
+              <w:rPr>
+                <w:rFonts w:ascii="Arial" w:hAnsi="Arial" w:eastAsia="Arial"/>
+                <w:b/>
+                <w:i w:val="0"/>
+                <w:sz w:val="26"/>
+              </w:rPr>
+              <w:t>I</w:t>
+            </w:r>
+          </w:p>
+        </w:tc>
+        <w:tc>
+          <w:tcPr>
+            <w:tcW w:type="dxa" w:w="488"/>
+            <w:tcBorders>
+              <w:top w:val="single" w:sz="4" w:color="9FB3C8"/>
+              <w:left w:val="single" w:sz="4" w:color="9FB3C8"/>
+              <w:bottom w:val="single" w:sz="4" w:color="9FB3C8"/>
+              <w:right w:val="single" w:sz="4" w:color="9FB3C8"/>
+            </w:tcBorders>
+          </w:tcPr>
+          <w:p>
+            <w:pPr>
+              <w:spacing w:after="20"/>
+              <w:jc w:val="center"/>
+            </w:pPr>
+            <w:r>
+              <w:rPr>
+                <w:rFonts w:ascii="Arial" w:hAnsi="Arial" w:eastAsia="Arial"/>
+                <w:b/>
+                <w:i w:val="0"/>
+                <w:sz w:val="26"/>
+              </w:rPr>
+              <w:t>T</w:t>
+            </w:r>
+          </w:p>
+        </w:tc>
+      </w:tr>
+      <w:tr>
+        <w:trPr>
+          <w:trHeight w:val="488"/>
+        </w:trPr>
+        <w:tc>
+          <w:tcPr>
+            <w:tcW w:type="dxa" w:w="488"/>
+            <w:tcBorders>
+              <w:top w:val="single" w:sz="4" w:color="9FB3C8"/>
+              <w:left w:val="single" w:sz="4" w:color="9FB3C8"/>
+              <w:bottom w:val="single" w:sz="4" w:color="9FB3C8"/>
+              <w:right w:val="single" w:sz="4" w:color="9FB3C8"/>
+            </w:tcBorders>
+          </w:tcPr>
+          <w:p>
+            <w:pPr>
+              <w:spacing w:after="20"/>
+              <w:jc w:val="center"/>
+            </w:pPr>
+            <w:r>
+              <w:rPr>
+                <w:rFonts w:ascii="Arial" w:hAnsi="Arial" w:eastAsia="Arial"/>
+                <w:b/>
+                <w:i w:val="0"/>
+                <w:sz w:val="26"/>
+              </w:rPr>
+              <w:t>N</w:t>
+            </w:r>
+          </w:p>
+        </w:tc>
+        <w:tc>
+          <w:tcPr>
+            <w:tcW w:type="dxa" w:w="488"/>
+            <w:tcBorders>
+              <w:top w:val="single" w:sz="4" w:color="9FB3C8"/>
+              <w:left w:val="single" w:sz="4" w:color="9FB3C8"/>
+              <w:bottom w:val="single" w:sz="4" w:color="9FB3C8"/>
+              <w:right w:val="single" w:sz="4" w:color="9FB3C8"/>
+            </w:tcBorders>
+          </w:tcPr>
+          <w:p>
+            <w:pPr>
+              <w:spacing w:after="20"/>
+              <w:jc w:val="center"/>
+            </w:pPr>
+            <w:r>
+              <w:rPr>
+                <w:rFonts w:ascii="Arial" w:hAnsi="Arial" w:eastAsia="Arial"/>
+                <w:b/>
+                <w:i w:val="0"/>
+                <w:sz w:val="26"/>
+              </w:rPr>
+              <w:t>Q</w:t>
+            </w:r>
+          </w:p>
+        </w:tc>
+        <w:tc>
+          <w:tcPr>
+            <w:tcW w:type="dxa" w:w="488"/>
+            <w:tcBorders>
+              <w:top w:val="single" w:sz="4" w:color="9FB3C8"/>
+              <w:left w:val="single" w:sz="4" w:color="9FB3C8"/>
+              <w:bottom w:val="single" w:sz="4" w:color="9FB3C8"/>
+              <w:right w:val="single" w:sz="4" w:color="9FB3C8"/>
+            </w:tcBorders>
+          </w:tcPr>
+          <w:p>
+            <w:pPr>
+              <w:spacing w:after="20"/>
+              <w:jc w:val="center"/>
+            </w:pPr>
+            <w:r>
+              <w:rPr>
+                <w:rFonts w:ascii="Arial" w:hAnsi="Arial" w:eastAsia="Arial"/>
+                <w:b/>
+                <w:i w:val="0"/>
+                <w:sz w:val="26"/>
+              </w:rPr>
               <w:t>C</w:t>
+            </w:r>
+          </w:p>
+        </w:tc>
+        <w:tc>
+          <w:tcPr>
+            <w:tcW w:type="dxa" w:w="488"/>
+            <w:tcBorders>
+              <w:top w:val="single" w:sz="4" w:color="9FB3C8"/>
+              <w:left w:val="single" w:sz="4" w:color="9FB3C8"/>
+              <w:bottom w:val="single" w:sz="4" w:color="9FB3C8"/>
+              <w:right w:val="single" w:sz="4" w:color="9FB3C8"/>
+            </w:tcBorders>
+          </w:tcPr>
+          <w:p>
+            <w:pPr>
+              <w:spacing w:after="20"/>
+              <w:jc w:val="center"/>
+            </w:pPr>
+            <w:r>
+              <w:rPr>
+                <w:rFonts w:ascii="Arial" w:hAnsi="Arial" w:eastAsia="Arial"/>
+                <w:b/>
+                <w:i w:val="0"/>
+                <w:sz w:val="26"/>
+              </w:rPr>
+              <w:t>Q</w:t>
+            </w:r>
+          </w:p>
+        </w:tc>
+        <w:tc>
+          <w:tcPr>
+            <w:tcW w:type="dxa" w:w="488"/>
+            <w:tcBorders>
+              <w:top w:val="single" w:sz="4" w:color="9FB3C8"/>
+              <w:left w:val="single" w:sz="4" w:color="9FB3C8"/>
+              <w:bottom w:val="single" w:sz="4" w:color="9FB3C8"/>
+              <w:right w:val="single" w:sz="4" w:color="9FB3C8"/>
+            </w:tcBorders>
+          </w:tcPr>
+          <w:p>
+            <w:pPr>
+              <w:spacing w:after="20"/>
+              <w:jc w:val="center"/>
+            </w:pPr>
+            <w:r>
+              <w:rPr>
+                <w:rFonts w:ascii="Arial" w:hAnsi="Arial" w:eastAsia="Arial"/>
+                <w:b/>
+                <w:i w:val="0"/>
+                <w:sz w:val="26"/>
+              </w:rPr>
+              <w:t>I</w:t>
+            </w:r>
+          </w:p>
+        </w:tc>
+        <w:tc>
+          <w:tcPr>
+            <w:tcW w:type="dxa" w:w="488"/>
+            <w:tcBorders>
+              <w:top w:val="single" w:sz="4" w:color="9FB3C8"/>
+              <w:left w:val="single" w:sz="4" w:color="9FB3C8"/>
+              <w:bottom w:val="single" w:sz="4" w:color="9FB3C8"/>
+              <w:right w:val="single" w:sz="4" w:color="9FB3C8"/>
+            </w:tcBorders>
+          </w:tcPr>
+          <w:p>
+            <w:pPr>
+              <w:spacing w:after="20"/>
+              <w:jc w:val="center"/>
+            </w:pPr>
+            <w:r>
+              <w:rPr>
+                <w:rFonts w:ascii="Arial" w:hAnsi="Arial" w:eastAsia="Arial"/>
+                <w:b/>
+                <w:i w:val="0"/>
+                <w:sz w:val="26"/>
+              </w:rPr>
+              <w:t>N</w:t>
+            </w:r>
+          </w:p>
+        </w:tc>
+        <w:tc>
+          <w:tcPr>
+            <w:tcW w:type="dxa" w:w="488"/>
+            <w:tcBorders>
+              <w:top w:val="single" w:sz="4" w:color="9FB3C8"/>
+              <w:left w:val="single" w:sz="4" w:color="9FB3C8"/>
+              <w:bottom w:val="single" w:sz="4" w:color="9FB3C8"/>
+              <w:right w:val="single" w:sz="4" w:color="9FB3C8"/>
+            </w:tcBorders>
+          </w:tcPr>
+          <w:p>
+            <w:pPr>
+              <w:spacing w:after="20"/>
+              <w:jc w:val="center"/>
+            </w:pPr>
+            <w:r>
+              <w:rPr>
+                <w:rFonts w:ascii="Arial" w:hAnsi="Arial" w:eastAsia="Arial"/>
+                <w:b/>
+                <w:i w:val="0"/>
+                <w:sz w:val="26"/>
+              </w:rPr>
+              <w:t>Z</w:t>
+            </w:r>
+          </w:p>
+        </w:tc>
+        <w:tc>
+          <w:tcPr>
+            <w:tcW w:type="dxa" w:w="488"/>
+            <w:tcBorders>
+              <w:top w:val="single" w:sz="4" w:color="9FB3C8"/>
+              <w:left w:val="single" w:sz="4" w:color="9FB3C8"/>
+              <w:bottom w:val="single" w:sz="4" w:color="9FB3C8"/>
+              <w:right w:val="single" w:sz="4" w:color="9FB3C8"/>
+            </w:tcBorders>
+          </w:tcPr>
+          <w:p>
+            <w:pPr>
+              <w:spacing w:after="20"/>
+              <w:jc w:val="center"/>
+            </w:pPr>
+            <w:r>
+              <w:rPr>
+                <w:rFonts w:ascii="Arial" w:hAnsi="Arial" w:eastAsia="Arial"/>
+                <w:b/>
+                <w:i w:val="0"/>
+                <w:sz w:val="26"/>
+              </w:rPr>
+              <w:t>K</w:t>
+            </w:r>
+          </w:p>
+        </w:tc>
+        <w:tc>
+          <w:tcPr>
+            <w:tcW w:type="dxa" w:w="488"/>
+            <w:tcBorders>
+              <w:top w:val="single" w:sz="4" w:color="9FB3C8"/>
+              <w:left w:val="single" w:sz="4" w:color="9FB3C8"/>
+              <w:bottom w:val="single" w:sz="4" w:color="9FB3C8"/>
+              <w:right w:val="single" w:sz="4" w:color="9FB3C8"/>
+            </w:tcBorders>
+          </w:tcPr>
+          <w:p>
+            <w:pPr>
+              <w:spacing w:after="20"/>
+              <w:jc w:val="center"/>
+            </w:pPr>
+            <w:r>
+              <w:rPr>
+                <w:rFonts w:ascii="Arial" w:hAnsi="Arial" w:eastAsia="Arial"/>
+                <w:b/>
+                <w:i w:val="0"/>
+                <w:sz w:val="26"/>
+              </w:rPr>
+              <w:t>Z</w:t>
+            </w:r>
+          </w:p>
+        </w:tc>
+        <w:tc>
+          <w:tcPr>
+            <w:tcW w:type="dxa" w:w="488"/>
+            <w:tcBorders>
+              <w:top w:val="single" w:sz="4" w:color="9FB3C8"/>
+              <w:left w:val="single" w:sz="4" w:color="9FB3C8"/>
+              <w:bottom w:val="single" w:sz="4" w:color="9FB3C8"/>
+              <w:right w:val="single" w:sz="4" w:color="9FB3C8"/>
+            </w:tcBorders>
+          </w:tcPr>
+          <w:p>
+            <w:pPr>
+              <w:spacing w:after="20"/>
+              <w:jc w:val="center"/>
+            </w:pPr>
+            <w:r>
+              <w:rPr>
+                <w:rFonts w:ascii="Arial" w:hAnsi="Arial" w:eastAsia="Arial"/>
+                <w:b/>
+                <w:i w:val="0"/>
+                <w:sz w:val="26"/>
+              </w:rPr>
+              <w:t>C</w:t>
+            </w:r>
+          </w:p>
+        </w:tc>
+        <w:tc>
+          <w:tcPr>
+            <w:tcW w:type="dxa" w:w="488"/>
+            <w:tcBorders>
+              <w:top w:val="single" w:sz="4" w:color="9FB3C8"/>
+              <w:left w:val="single" w:sz="4" w:color="9FB3C8"/>
+              <w:bottom w:val="single" w:sz="4" w:color="9FB3C8"/>
+              <w:right w:val="single" w:sz="4" w:color="9FB3C8"/>
+            </w:tcBorders>
+          </w:tcPr>
+          <w:p>
+            <w:pPr>
+              <w:spacing w:after="20"/>
+              <w:jc w:val="center"/>
+            </w:pPr>
+            <w:r>
+              <w:rPr>
+                <w:rFonts w:ascii="Arial" w:hAnsi="Arial" w:eastAsia="Arial"/>
+                <w:b/>
+                <w:i w:val="0"/>
+                <w:sz w:val="26"/>
+              </w:rPr>
+              <w:t>E</w:t>
+            </w:r>
+          </w:p>
+        </w:tc>
+      </w:tr>
+      <w:tr>
+        <w:trPr>
+          <w:trHeight w:val="488"/>
+        </w:trPr>
+        <w:tc>
+          <w:tcPr>
+            <w:tcW w:type="dxa" w:w="488"/>
+            <w:tcBorders>
+              <w:top w:val="single" w:sz="4" w:color="9FB3C8"/>
+              <w:left w:val="single" w:sz="4" w:color="9FB3C8"/>
+              <w:bottom w:val="single" w:sz="4" w:color="9FB3C8"/>
+              <w:right w:val="single" w:sz="4" w:color="9FB3C8"/>
+            </w:tcBorders>
+          </w:tcPr>
+          <w:p>
+            <w:pPr>
+              <w:spacing w:after="20"/>
+              <w:jc w:val="center"/>
+            </w:pPr>
+            <w:r>
+              <w:rPr>
+                <w:rFonts w:ascii="Arial" w:hAnsi="Arial" w:eastAsia="Arial"/>
+                <w:b/>
+                <w:i w:val="0"/>
+                <w:sz w:val="26"/>
+              </w:rPr>
+              <w:t>H</w:t>
+            </w:r>
+          </w:p>
+        </w:tc>
+        <w:tc>
+          <w:tcPr>
+            <w:tcW w:type="dxa" w:w="488"/>
+            <w:tcBorders>
+              <w:top w:val="single" w:sz="4" w:color="9FB3C8"/>
+              <w:left w:val="single" w:sz="4" w:color="9FB3C8"/>
+              <w:bottom w:val="single" w:sz="4" w:color="9FB3C8"/>
+              <w:right w:val="single" w:sz="4" w:color="9FB3C8"/>
+            </w:tcBorders>
+          </w:tcPr>
+          <w:p>
+            <w:pPr>
+              <w:spacing w:after="20"/>
+              <w:jc w:val="center"/>
+            </w:pPr>
+            <w:r>
+              <w:rPr>
+                <w:rFonts w:ascii="Arial" w:hAnsi="Arial" w:eastAsia="Arial"/>
+                <w:b/>
+                <w:i w:val="0"/>
+                <w:sz w:val="26"/>
+              </w:rPr>
+              <w:t>Q</w:t>
+            </w:r>
+          </w:p>
+        </w:tc>
+        <w:tc>
+          <w:tcPr>
+            <w:tcW w:type="dxa" w:w="488"/>
+            <w:tcBorders>
+              <w:top w:val="single" w:sz="4" w:color="9FB3C8"/>
+              <w:left w:val="single" w:sz="4" w:color="9FB3C8"/>
+              <w:bottom w:val="single" w:sz="4" w:color="9FB3C8"/>
+              <w:right w:val="single" w:sz="4" w:color="9FB3C8"/>
+            </w:tcBorders>
+          </w:tcPr>
+          <w:p>
+            <w:pPr>
+              <w:spacing w:after="20"/>
+              <w:jc w:val="center"/>
+            </w:pPr>
+            <w:r>
+              <w:rPr>
+                <w:rFonts w:ascii="Arial" w:hAnsi="Arial" w:eastAsia="Arial"/>
+                <w:b/>
+                <w:i w:val="0"/>
+                <w:sz w:val="26"/>
+              </w:rPr>
+              <w:t>A</w:t>
+            </w:r>
+          </w:p>
+        </w:tc>
+        <w:tc>
+          <w:tcPr>
+            <w:tcW w:type="dxa" w:w="488"/>
+            <w:tcBorders>
+              <w:top w:val="single" w:sz="4" w:color="9FB3C8"/>
+              <w:left w:val="single" w:sz="4" w:color="9FB3C8"/>
+              <w:bottom w:val="single" w:sz="4" w:color="9FB3C8"/>
+              <w:right w:val="single" w:sz="4" w:color="9FB3C8"/>
+            </w:tcBorders>
+          </w:tcPr>
+          <w:p>
+            <w:pPr>
+              <w:spacing w:after="20"/>
+              <w:jc w:val="center"/>
+            </w:pPr>
+            <w:r>
+              <w:rPr>
+                <w:rFonts w:ascii="Arial" w:hAnsi="Arial" w:eastAsia="Arial"/>
+                <w:b/>
+                <w:i w:val="0"/>
+                <w:sz w:val="26"/>
+              </w:rPr>
+              <w:t>T</w:t>
+            </w:r>
+          </w:p>
+        </w:tc>
+        <w:tc>
+          <w:tcPr>
+            <w:tcW w:type="dxa" w:w="488"/>
+            <w:tcBorders>
+              <w:top w:val="single" w:sz="4" w:color="9FB3C8"/>
+              <w:left w:val="single" w:sz="4" w:color="9FB3C8"/>
+              <w:bottom w:val="single" w:sz="4" w:color="9FB3C8"/>
+              <w:right w:val="single" w:sz="4" w:color="9FB3C8"/>
+            </w:tcBorders>
+          </w:tcPr>
+          <w:p>
+            <w:pPr>
+              <w:spacing w:after="20"/>
+              <w:jc w:val="center"/>
+            </w:pPr>
+            <w:r>
+              <w:rPr>
+                <w:rFonts w:ascii="Arial" w:hAnsi="Arial" w:eastAsia="Arial"/>
+                <w:b/>
+                <w:i w:val="0"/>
+                <w:sz w:val="26"/>
+              </w:rPr>
+              <w:t>R</w:t>
+            </w:r>
+          </w:p>
+        </w:tc>
+        <w:tc>
+          <w:tcPr>
+            <w:tcW w:type="dxa" w:w="488"/>
+            <w:tcBorders>
+              <w:top w:val="single" w:sz="4" w:color="9FB3C8"/>
+              <w:left w:val="single" w:sz="4" w:color="9FB3C8"/>
+              <w:bottom w:val="single" w:sz="4" w:color="9FB3C8"/>
+              <w:right w:val="single" w:sz="4" w:color="9FB3C8"/>
+            </w:tcBorders>
+          </w:tcPr>
+          <w:p>
+            <w:pPr>
+              <w:spacing w:after="20"/>
+              <w:jc w:val="center"/>
+            </w:pPr>
+            <w:r>
+              <w:rPr>
+                <w:rFonts w:ascii="Arial" w:hAnsi="Arial" w:eastAsia="Arial"/>
+                <w:b/>
+                <w:i w:val="0"/>
+                <w:sz w:val="26"/>
+              </w:rPr>
+              <w:t>L</w:t>
             </w:r>
           </w:p>
         </w:tc>
@@ -4324,7 +4984,7 @@
                 <w:i w:val="0"/>
                 <w:sz w:val="26"/>
               </w:rPr>
-              <w:t>P</w:t>
+              <w:t>O</w:t>
             </w:r>
           </w:p>
         </w:tc>
@@ -4350,85 +5010,7 @@
                 <w:i w:val="0"/>
                 <w:sz w:val="26"/>
               </w:rPr>
-              <w:t>X</w:t>
-            </w:r>
-          </w:p>
-        </w:tc>
-        <w:tc>
-          <w:tcPr>
-            <w:tcW w:type="dxa" w:w="488"/>
-            <w:tcBorders>
-              <w:top w:val="single" w:sz="4" w:color="9FB3C8"/>
-              <w:left w:val="single" w:sz="4" w:color="9FB3C8"/>
-              <w:bottom w:val="single" w:sz="4" w:color="9FB3C8"/>
-              <w:right w:val="single" w:sz="4" w:color="9FB3C8"/>
-            </w:tcBorders>
-          </w:tcPr>
-          <w:p>
-            <w:pPr>
-              <w:spacing w:after="20"/>
-              <w:jc w:val="center"/>
-            </w:pPr>
-            <w:r>
-              <w:rPr>
-                <w:rFonts w:ascii="Arial" w:hAnsi="Arial" w:eastAsia="Arial"/>
-                <w:b/>
-                <w:i w:val="0"/>
-                <w:sz w:val="26"/>
-              </w:rPr>
-              <w:t>C</w:t>
-            </w:r>
-          </w:p>
-        </w:tc>
-        <w:tc>
-          <w:tcPr>
-            <w:tcW w:type="dxa" w:w="488"/>
-            <w:tcBorders>
-              <w:top w:val="single" w:sz="4" w:color="9FB3C8"/>
-              <w:left w:val="single" w:sz="4" w:color="9FB3C8"/>
-              <w:bottom w:val="single" w:sz="4" w:color="9FB3C8"/>
-              <w:right w:val="single" w:sz="4" w:color="9FB3C8"/>
-            </w:tcBorders>
-          </w:tcPr>
-          <w:p>
-            <w:pPr>
-              <w:spacing w:after="20"/>
-              <w:jc w:val="center"/>
-            </w:pPr>
-            <w:r>
-              <w:rPr>
-                <w:rFonts w:ascii="Arial" w:hAnsi="Arial" w:eastAsia="Arial"/>
-                <w:b/>
-                <w:i w:val="0"/>
-                <w:sz w:val="26"/>
-              </w:rPr>
-              <w:t>D</w:t>
-            </w:r>
-          </w:p>
-        </w:tc>
-        <w:tc>
-          <w:tcPr>
-            <w:tcW w:type="dxa" w:w="488"/>
-            <w:tcBorders>
-              <w:top w:val="single" w:sz="4" w:color="9FB3C8"/>
-              <w:left w:val="single" w:sz="4" w:color="9FB3C8"/>
-              <w:bottom w:val="single" w:sz="4" w:color="9FB3C8"/>
-              <w:right w:val="single" w:sz="4" w:color="9FB3C8"/>
-            </w:tcBorders>
-          </w:tcPr>
-          <w:p>
-            <w:pPr>
-              <w:spacing w:after="20"/>
-              <w:jc w:val="center"/>
-            </w:pPr>
-            <w:r>
-              <w:rPr>
-                <w:rFonts w:ascii="Arial" w:hAnsi="Arial" w:eastAsia="Arial"/>
-                <w:b/>
-                <w:i w:val="0"/>
-                <w:sz w:val="26"/>
-              </w:rPr>
-              <w:t>O</w:t>
+              <w:t>H</w:t>
             </w:r>
           </w:p>
         </w:tc>
@@ -4485,7 +5067,7 @@
                 <w:i w:val="0"/>
                 <w:sz w:val="26"/>
               </w:rPr>
-              <w:t>F</w:t>
+              <w:t>M</w:t>
             </w:r>
           </w:p>
         </w:tc>
@@ -4511,7 +5093,7 @@
                 <w:i w:val="0"/>
                 <w:sz w:val="26"/>
               </w:rPr>
-              <w:t>A</w:t>
+              <w:t>J</w:t>
             </w:r>
           </w:p>
         </w:tc>
@@ -4537,7 +5119,85 @@
                 <w:i w:val="0"/>
                 <w:sz w:val="26"/>
               </w:rPr>
-              <w:t>A</w:t>
+              <w:t>R</w:t>
+            </w:r>
+          </w:p>
+        </w:tc>
+        <w:tc>
+          <w:tcPr>
+            <w:tcW w:type="dxa" w:w="488"/>
+            <w:tcBorders>
+              <w:top w:val="single" w:sz="4" w:color="9FB3C8"/>
+              <w:left w:val="single" w:sz="4" w:color="9FB3C8"/>
+              <w:bottom w:val="single" w:sz="4" w:color="9FB3C8"/>
+              <w:right w:val="single" w:sz="4" w:color="9FB3C8"/>
+            </w:tcBorders>
+          </w:tcPr>
+          <w:p>
+            <w:pPr>
+              <w:spacing w:after="20"/>
+              <w:jc w:val="center"/>
+            </w:pPr>
+            <w:r>
+              <w:rPr>
+                <w:rFonts w:ascii="Arial" w:hAnsi="Arial" w:eastAsia="Arial"/>
+                <w:b/>
+                <w:i w:val="0"/>
+                <w:sz w:val="26"/>
+              </w:rPr>
+              <w:t>Q</w:t>
+            </w:r>
+          </w:p>
+        </w:tc>
+        <w:tc>
+          <w:tcPr>
+            <w:tcW w:type="dxa" w:w="488"/>
+            <w:tcBorders>
+              <w:top w:val="single" w:sz="4" w:color="9FB3C8"/>
+              <w:left w:val="single" w:sz="4" w:color="9FB3C8"/>
+              <w:bottom w:val="single" w:sz="4" w:color="9FB3C8"/>
+              <w:right w:val="single" w:sz="4" w:color="9FB3C8"/>
+            </w:tcBorders>
+          </w:tcPr>
+          <w:p>
+            <w:pPr>
+              <w:spacing w:after="20"/>
+              <w:jc w:val="center"/>
+            </w:pPr>
+            <w:r>
+              <w:rPr>
+                <w:rFonts w:ascii="Arial" w:hAnsi="Arial" w:eastAsia="Arial"/>
+                <w:b/>
+                <w:i w:val="0"/>
+                <w:sz w:val="26"/>
+              </w:rPr>
+              <w:t>K</w:t>
+            </w:r>
+          </w:p>
+        </w:tc>
+        <w:tc>
+          <w:tcPr>
+            <w:tcW w:type="dxa" w:w="488"/>
+            <w:tcBorders>
+              <w:top w:val="single" w:sz="4" w:color="9FB3C8"/>
+              <w:left w:val="single" w:sz="4" w:color="9FB3C8"/>
+              <w:bottom w:val="single" w:sz="4" w:color="9FB3C8"/>
+              <w:right w:val="single" w:sz="4" w:color="9FB3C8"/>
+            </w:tcBorders>
+          </w:tcPr>
+          <w:p>
+            <w:pPr>
+              <w:spacing w:after="20"/>
+              <w:jc w:val="center"/>
+            </w:pPr>
+            <w:r>
+              <w:rPr>
+                <w:rFonts w:ascii="Arial" w:hAnsi="Arial" w:eastAsia="Arial"/>
+                <w:b/>
+                <w:i w:val="0"/>
+                <w:sz w:val="26"/>
+              </w:rPr>
+              <w:t>C</w:t>
             </w:r>
           </w:p>
         </w:tc>
@@ -4589,6 +5249,58 @@
                 <w:i w:val="0"/>
                 <w:sz w:val="26"/>
               </w:rPr>
+              <w:t>W</w:t>
+            </w:r>
+          </w:p>
+        </w:tc>
+        <w:tc>
+          <w:tcPr>
+            <w:tcW w:type="dxa" w:w="488"/>
+            <w:tcBorders>
+              <w:top w:val="single" w:sz="4" w:color="9FB3C8"/>
+              <w:left w:val="single" w:sz="4" w:color="9FB3C8"/>
+              <w:bottom w:val="single" w:sz="4" w:color="9FB3C8"/>
+              <w:right w:val="single" w:sz="4" w:color="9FB3C8"/>
+            </w:tcBorders>
+          </w:tcPr>
+          <w:p>
+            <w:pPr>
+              <w:spacing w:after="20"/>
+              <w:jc w:val="center"/>
+            </w:pPr>
+            <w:r>
+              <w:rPr>
+                <w:rFonts w:ascii="Arial" w:hAnsi="Arial" w:eastAsia="Arial"/>
+                <w:b/>
+                <w:i w:val="0"/>
+                <w:sz w:val="26"/>
+              </w:rPr>
+              <w:t>H</w:t>
+            </w:r>
+          </w:p>
+        </w:tc>
+        <w:tc>
+          <w:tcPr>
+            <w:tcW w:type="dxa" w:w="488"/>
+            <w:tcBorders>
+              <w:top w:val="single" w:sz="4" w:color="9FB3C8"/>
+              <w:left w:val="single" w:sz="4" w:color="9FB3C8"/>
+              <w:bottom w:val="single" w:sz="4" w:color="9FB3C8"/>
+              <w:right w:val="single" w:sz="4" w:color="9FB3C8"/>
+            </w:tcBorders>
+          </w:tcPr>
+          <w:p>
+            <w:pPr>
+              <w:spacing w:after="20"/>
+              <w:jc w:val="center"/>
+            </w:pPr>
+            <w:r>
+              <w:rPr>
+                <w:rFonts w:ascii="Arial" w:hAnsi="Arial" w:eastAsia="Arial"/>
+                <w:b/>
+                <w:i w:val="0"/>
+                <w:sz w:val="26"/>
+              </w:rPr>
               <w:t>C</w:t>
             </w:r>
           </w:p>
@@ -4615,719 +5327,7 @@
                 <w:i w:val="0"/>
                 <w:sz w:val="26"/>
               </w:rPr>
-              <w:t>A</w:t>
-            </w:r>
-          </w:p>
-        </w:tc>
-        <w:tc>
-          <w:tcPr>
-            <w:tcW w:type="dxa" w:w="488"/>
-            <w:tcBorders>
-              <w:top w:val="single" w:sz="4" w:color="9FB3C8"/>
-              <w:left w:val="single" w:sz="4" w:color="9FB3C8"/>
-              <w:bottom w:val="single" w:sz="4" w:color="9FB3C8"/>
-              <w:right w:val="single" w:sz="4" w:color="9FB3C8"/>
-            </w:tcBorders>
-          </w:tcPr>
-          <w:p>
-            <w:pPr>
-              <w:spacing w:after="20"/>
-              <w:jc w:val="center"/>
-            </w:pPr>
-            <w:r>
-              <w:rPr>
-                <w:rFonts w:ascii="Arial" w:hAnsi="Arial" w:eastAsia="Arial"/>
-                <w:b/>
-                <w:i w:val="0"/>
-                <w:sz w:val="26"/>
-              </w:rPr>
-              <w:t>I</w:t>
-            </w:r>
-          </w:p>
-        </w:tc>
-        <w:tc>
-          <w:tcPr>
-            <w:tcW w:type="dxa" w:w="488"/>
-            <w:tcBorders>
-              <w:top w:val="single" w:sz="4" w:color="9FB3C8"/>
-              <w:left w:val="single" w:sz="4" w:color="9FB3C8"/>
-              <w:bottom w:val="single" w:sz="4" w:color="9FB3C8"/>
-              <w:right w:val="single" w:sz="4" w:color="9FB3C8"/>
-            </w:tcBorders>
-          </w:tcPr>
-          <w:p>
-            <w:pPr>
-              <w:spacing w:after="20"/>
-              <w:jc w:val="center"/>
-            </w:pPr>
-            <w:r>
-              <w:rPr>
-                <w:rFonts w:ascii="Arial" w:hAnsi="Arial" w:eastAsia="Arial"/>
-                <w:b/>
-                <w:i w:val="0"/>
-                <w:sz w:val="26"/>
-              </w:rPr>
-              <w:t>E</w:t>
-            </w:r>
-          </w:p>
-        </w:tc>
-        <w:tc>
-          <w:tcPr>
-            <w:tcW w:type="dxa" w:w="488"/>
-            <w:tcBorders>
-              <w:top w:val="single" w:sz="4" w:color="9FB3C8"/>
-              <w:left w:val="single" w:sz="4" w:color="9FB3C8"/>
-              <w:bottom w:val="single" w:sz="4" w:color="9FB3C8"/>
-              <w:right w:val="single" w:sz="4" w:color="9FB3C8"/>
-            </w:tcBorders>
-          </w:tcPr>
-          <w:p>
-            <w:pPr>
-              <w:spacing w:after="20"/>
-              <w:jc w:val="center"/>
-            </w:pPr>
-            <w:r>
-              <w:rPr>
-                <w:rFonts w:ascii="Arial" w:hAnsi="Arial" w:eastAsia="Arial"/>
-                <w:b/>
-                <w:i w:val="0"/>
-                <w:sz w:val="26"/>
-              </w:rPr>
-              <w:t>I</w:t>
-            </w:r>
-          </w:p>
-        </w:tc>
-        <w:tc>
-          <w:tcPr>
-            <w:tcW w:type="dxa" w:w="488"/>
-            <w:tcBorders>
-              <w:top w:val="single" w:sz="4" w:color="9FB3C8"/>
-              <w:left w:val="single" w:sz="4" w:color="9FB3C8"/>
-              <w:bottom w:val="single" w:sz="4" w:color="9FB3C8"/>
-              <w:right w:val="single" w:sz="4" w:color="9FB3C8"/>
-            </w:tcBorders>
-          </w:tcPr>
-          <w:p>
-            <w:pPr>
-              <w:spacing w:after="20"/>
-              <w:jc w:val="center"/>
-            </w:pPr>
-            <w:r>
-              <w:rPr>
-                <w:rFonts w:ascii="Arial" w:hAnsi="Arial" w:eastAsia="Arial"/>
-                <w:b/>
-                <w:i w:val="0"/>
-                <w:sz w:val="26"/>
-              </w:rPr>
-              <w:t>R</w:t>
-            </w:r>
-          </w:p>
-        </w:tc>
-        <w:tc>
-          <w:tcPr>
-            <w:tcW w:type="dxa" w:w="488"/>
-            <w:tcBorders>
-              <w:top w:val="single" w:sz="4" w:color="9FB3C8"/>
-              <w:left w:val="single" w:sz="4" w:color="9FB3C8"/>
-              <w:bottom w:val="single" w:sz="4" w:color="9FB3C8"/>
-              <w:right w:val="single" w:sz="4" w:color="9FB3C8"/>
-            </w:tcBorders>
-          </w:tcPr>
-          <w:p>
-            <w:pPr>
-              <w:spacing w:after="20"/>
-              <w:jc w:val="center"/>
-            </w:pPr>
-            <w:r>
-              <w:rPr>
-                <w:rFonts w:ascii="Arial" w:hAnsi="Arial" w:eastAsia="Arial"/>
-                <w:b/>
-                <w:i w:val="0"/>
-                <w:sz w:val="26"/>
-              </w:rPr>
-              <w:t>E</w:t>
-            </w:r>
-          </w:p>
-        </w:tc>
-      </w:tr>
-      <w:tr>
-        <w:trPr>
-          <w:trHeight w:val="488"/>
-        </w:trPr>
-        <w:tc>
-          <w:tcPr>
-            <w:tcW w:type="dxa" w:w="488"/>
-            <w:tcBorders>
-              <w:top w:val="single" w:sz="4" w:color="9FB3C8"/>
-              <w:left w:val="single" w:sz="4" w:color="9FB3C8"/>
-              <w:bottom w:val="single" w:sz="4" w:color="9FB3C8"/>
-              <w:right w:val="single" w:sz="4" w:color="9FB3C8"/>
-            </w:tcBorders>
-          </w:tcPr>
-          <w:p>
-            <w:pPr>
-              <w:spacing w:after="20"/>
-              <w:jc w:val="center"/>
-            </w:pPr>
-            <w:r>
-              <w:rPr>
-                <w:rFonts w:ascii="Arial" w:hAnsi="Arial" w:eastAsia="Arial"/>
-                <w:b/>
-                <w:i w:val="0"/>
-                <w:sz w:val="26"/>
-              </w:rPr>
-              <w:t>Z</w:t>
-            </w:r>
-          </w:p>
-        </w:tc>
-        <w:tc>
-          <w:tcPr>
-            <w:tcW w:type="dxa" w:w="488"/>
-            <w:tcBorders>
-              <w:top w:val="single" w:sz="4" w:color="9FB3C8"/>
-              <w:left w:val="single" w:sz="4" w:color="9FB3C8"/>
-              <w:bottom w:val="single" w:sz="4" w:color="9FB3C8"/>
-              <w:right w:val="single" w:sz="4" w:color="9FB3C8"/>
-            </w:tcBorders>
-          </w:tcPr>
-          <w:p>
-            <w:pPr>
-              <w:spacing w:after="20"/>
-              <w:jc w:val="center"/>
-            </w:pPr>
-            <w:r>
-              <w:rPr>
-                <w:rFonts w:ascii="Arial" w:hAnsi="Arial" w:eastAsia="Arial"/>
-                <w:b/>
-                <w:i w:val="0"/>
-                <w:sz w:val="26"/>
-              </w:rPr>
-              <w:t>R</w:t>
-            </w:r>
-          </w:p>
-        </w:tc>
-        <w:tc>
-          <w:tcPr>
-            <w:tcW w:type="dxa" w:w="488"/>
-            <w:tcBorders>
-              <w:top w:val="single" w:sz="4" w:color="9FB3C8"/>
-              <w:left w:val="single" w:sz="4" w:color="9FB3C8"/>
-              <w:bottom w:val="single" w:sz="4" w:color="9FB3C8"/>
-              <w:right w:val="single" w:sz="4" w:color="9FB3C8"/>
-            </w:tcBorders>
-          </w:tcPr>
-          <w:p>
-            <w:pPr>
-              <w:spacing w:after="20"/>
-              <w:jc w:val="center"/>
-            </w:pPr>
-            <w:r>
-              <w:rPr>
-                <w:rFonts w:ascii="Arial" w:hAnsi="Arial" w:eastAsia="Arial"/>
-                <w:b/>
-                <w:i w:val="0"/>
-                <w:sz w:val="26"/>
-              </w:rPr>
-              <w:t>K</w:t>
-            </w:r>
-          </w:p>
-        </w:tc>
-        <w:tc>
-          <w:tcPr>
-            <w:tcW w:type="dxa" w:w="488"/>
-            <w:tcBorders>
-              <w:top w:val="single" w:sz="4" w:color="9FB3C8"/>
-              <w:left w:val="single" w:sz="4" w:color="9FB3C8"/>
-              <w:bottom w:val="single" w:sz="4" w:color="9FB3C8"/>
-              <w:right w:val="single" w:sz="4" w:color="9FB3C8"/>
-            </w:tcBorders>
-          </w:tcPr>
-          <w:p>
-            <w:pPr>
-              <w:spacing w:after="20"/>
-              <w:jc w:val="center"/>
-            </w:pPr>
-            <w:r>
-              <w:rPr>
-                <w:rFonts w:ascii="Arial" w:hAnsi="Arial" w:eastAsia="Arial"/>
-                <w:b/>
-                <w:i w:val="0"/>
-                <w:sz w:val="26"/>
-              </w:rPr>
-              <w:t>S</w:t>
-            </w:r>
-          </w:p>
-        </w:tc>
-        <w:tc>
-          <w:tcPr>
-            <w:tcW w:type="dxa" w:w="488"/>
-            <w:tcBorders>
-              <w:top w:val="single" w:sz="4" w:color="9FB3C8"/>
-              <w:left w:val="single" w:sz="4" w:color="9FB3C8"/>
-              <w:bottom w:val="single" w:sz="4" w:color="9FB3C8"/>
-              <w:right w:val="single" w:sz="4" w:color="9FB3C8"/>
-            </w:tcBorders>
-          </w:tcPr>
-          <w:p>
-            <w:pPr>
-              <w:spacing w:after="20"/>
-              <w:jc w:val="center"/>
-            </w:pPr>
-            <w:r>
-              <w:rPr>
-                <w:rFonts w:ascii="Arial" w:hAnsi="Arial" w:eastAsia="Arial"/>
-                <w:b/>
-                <w:i w:val="0"/>
-                <w:sz w:val="26"/>
-              </w:rPr>
-              <w:t>M</w:t>
-            </w:r>
-          </w:p>
-        </w:tc>
-        <w:tc>
-          <w:tcPr>
-            <w:tcW w:type="dxa" w:w="488"/>
-            <w:tcBorders>
-              <w:top w:val="single" w:sz="4" w:color="9FB3C8"/>
-              <w:left w:val="single" w:sz="4" w:color="9FB3C8"/>
-              <w:bottom w:val="single" w:sz="4" w:color="9FB3C8"/>
-              <w:right w:val="single" w:sz="4" w:color="9FB3C8"/>
-            </w:tcBorders>
-          </w:tcPr>
-          <w:p>
-            <w:pPr>
-              <w:spacing w:after="20"/>
-              <w:jc w:val="center"/>
-            </w:pPr>
-            <w:r>
-              <w:rPr>
-                <w:rFonts w:ascii="Arial" w:hAnsi="Arial" w:eastAsia="Arial"/>
-                <w:b/>
-                <w:i w:val="0"/>
-                <w:sz w:val="26"/>
-              </w:rPr>
-              <w:t>Z</w:t>
-            </w:r>
-          </w:p>
-        </w:tc>
-        <w:tc>
-          <w:tcPr>
-            <w:tcW w:type="dxa" w:w="488"/>
-            <w:tcBorders>
-              <w:top w:val="single" w:sz="4" w:color="9FB3C8"/>
-              <w:left w:val="single" w:sz="4" w:color="9FB3C8"/>
-              <w:bottom w:val="single" w:sz="4" w:color="9FB3C8"/>
-              <w:right w:val="single" w:sz="4" w:color="9FB3C8"/>
-            </w:tcBorders>
-          </w:tcPr>
-          <w:p>
-            <w:pPr>
-              <w:spacing w:after="20"/>
-              <w:jc w:val="center"/>
-            </w:pPr>
-            <w:r>
-              <w:rPr>
-                <w:rFonts w:ascii="Arial" w:hAnsi="Arial" w:eastAsia="Arial"/>
-                <w:b/>
-                <w:i w:val="0"/>
-                <w:sz w:val="26"/>
-              </w:rPr>
-              <w:t>A</w:t>
-            </w:r>
-          </w:p>
-        </w:tc>
-        <w:tc>
-          <w:tcPr>
-            <w:tcW w:type="dxa" w:w="488"/>
-            <w:tcBorders>
-              <w:top w:val="single" w:sz="4" w:color="9FB3C8"/>
-              <w:left w:val="single" w:sz="4" w:color="9FB3C8"/>
-              <w:bottom w:val="single" w:sz="4" w:color="9FB3C8"/>
-              <w:right w:val="single" w:sz="4" w:color="9FB3C8"/>
-            </w:tcBorders>
-          </w:tcPr>
-          <w:p>
-            <w:pPr>
-              <w:spacing w:after="20"/>
-              <w:jc w:val="center"/>
-            </w:pPr>
-            <w:r>
-              <w:rPr>
-                <w:rFonts w:ascii="Arial" w:hAnsi="Arial" w:eastAsia="Arial"/>
-                <w:b/>
-                <w:i w:val="0"/>
-                <w:sz w:val="26"/>
-              </w:rPr>
-              <w:t>R</w:t>
-            </w:r>
-          </w:p>
-        </w:tc>
-        <w:tc>
-          <w:tcPr>
-            <w:tcW w:type="dxa" w:w="488"/>
-            <w:tcBorders>
-              <w:top w:val="single" w:sz="4" w:color="9FB3C8"/>
-              <w:left w:val="single" w:sz="4" w:color="9FB3C8"/>
-              <w:bottom w:val="single" w:sz="4" w:color="9FB3C8"/>
-              <w:right w:val="single" w:sz="4" w:color="9FB3C8"/>
-            </w:tcBorders>
-          </w:tcPr>
-          <w:p>
-            <w:pPr>
-              <w:spacing w:after="20"/>
-              <w:jc w:val="center"/>
-            </w:pPr>
-            <w:r>
-              <w:rPr>
-                <w:rFonts w:ascii="Arial" w:hAnsi="Arial" w:eastAsia="Arial"/>
-                <w:b/>
-                <w:i w:val="0"/>
-                <w:sz w:val="26"/>
-              </w:rPr>
-              <w:t>O</w:t>
-            </w:r>
-          </w:p>
-        </w:tc>
-        <w:tc>
-          <w:tcPr>
-            <w:tcW w:type="dxa" w:w="488"/>
-            <w:tcBorders>
-              <w:top w:val="single" w:sz="4" w:color="9FB3C8"/>
-              <w:left w:val="single" w:sz="4" w:color="9FB3C8"/>
-              <w:bottom w:val="single" w:sz="4" w:color="9FB3C8"/>
-              <w:right w:val="single" w:sz="4" w:color="9FB3C8"/>
-            </w:tcBorders>
-          </w:tcPr>
-          <w:p>
-            <w:pPr>
-              <w:spacing w:after="20"/>
-              <w:jc w:val="center"/>
-            </w:pPr>
-            <w:r>
-              <w:rPr>
-                <w:rFonts w:ascii="Arial" w:hAnsi="Arial" w:eastAsia="Arial"/>
-                <w:b/>
-                <w:i w:val="0"/>
-                <w:sz w:val="26"/>
-              </w:rPr>
-              <w:t>K</w:t>
-            </w:r>
-          </w:p>
-        </w:tc>
-        <w:tc>
-          <w:tcPr>
-            <w:tcW w:type="dxa" w:w="488"/>
-            <w:tcBorders>
-              <w:top w:val="single" w:sz="4" w:color="9FB3C8"/>
-              <w:left w:val="single" w:sz="4" w:color="9FB3C8"/>
-              <w:bottom w:val="single" w:sz="4" w:color="9FB3C8"/>
-              <w:right w:val="single" w:sz="4" w:color="9FB3C8"/>
-            </w:tcBorders>
-          </w:tcPr>
-          <w:p>
-            <w:pPr>
-              <w:spacing w:after="20"/>
-              <w:jc w:val="center"/>
-            </w:pPr>
-            <w:r>
-              <w:rPr>
-                <w:rFonts w:ascii="Arial" w:hAnsi="Arial" w:eastAsia="Arial"/>
-                <w:b/>
-                <w:i w:val="0"/>
-                <w:sz w:val="26"/>
-              </w:rPr>
-              <w:t>G</w:t>
-            </w:r>
-          </w:p>
-        </w:tc>
-      </w:tr>
-      <w:tr>
-        <w:trPr>
-          <w:trHeight w:val="488"/>
-        </w:trPr>
-        <w:tc>
-          <w:tcPr>
-            <w:tcW w:type="dxa" w:w="488"/>
-            <w:tcBorders>
-              <w:top w:val="single" w:sz="4" w:color="9FB3C8"/>
-              <w:left w:val="single" w:sz="4" w:color="9FB3C8"/>
-              <w:bottom w:val="single" w:sz="4" w:color="9FB3C8"/>
-              <w:right w:val="single" w:sz="4" w:color="9FB3C8"/>
-            </w:tcBorders>
-          </w:tcPr>
-          <w:p>
-            <w:pPr>
-              <w:spacing w:after="20"/>
-              <w:jc w:val="center"/>
-            </w:pPr>
-            <w:r>
-              <w:rPr>
-                <w:rFonts w:ascii="Arial" w:hAnsi="Arial" w:eastAsia="Arial"/>
-                <w:b/>
-                <w:i w:val="0"/>
-                <w:sz w:val="26"/>
-              </w:rPr>
-              <w:t>U</w:t>
-            </w:r>
-          </w:p>
-        </w:tc>
-        <w:tc>
-          <w:tcPr>
-            <w:tcW w:type="dxa" w:w="488"/>
-            <w:tcBorders>
-              <w:top w:val="single" w:sz="4" w:color="9FB3C8"/>
-              <w:left w:val="single" w:sz="4" w:color="9FB3C8"/>
-              <w:bottom w:val="single" w:sz="4" w:color="9FB3C8"/>
-              <w:right w:val="single" w:sz="4" w:color="9FB3C8"/>
-            </w:tcBorders>
-          </w:tcPr>
-          <w:p>
-            <w:pPr>
-              <w:spacing w:after="20"/>
-              <w:jc w:val="center"/>
-            </w:pPr>
-            <w:r>
-              <w:rPr>
-                <w:rFonts w:ascii="Arial" w:hAnsi="Arial" w:eastAsia="Arial"/>
-                <w:b/>
-                <w:i w:val="0"/>
-                <w:sz w:val="26"/>
-              </w:rPr>
-              <w:t>P</w:t>
-            </w:r>
-          </w:p>
-        </w:tc>
-        <w:tc>
-          <w:tcPr>
-            <w:tcW w:type="dxa" w:w="488"/>
-            <w:tcBorders>
-              <w:top w:val="single" w:sz="4" w:color="9FB3C8"/>
-              <w:left w:val="single" w:sz="4" w:color="9FB3C8"/>
-              <w:bottom w:val="single" w:sz="4" w:color="9FB3C8"/>
-              <w:right w:val="single" w:sz="4" w:color="9FB3C8"/>
-            </w:tcBorders>
-          </w:tcPr>
-          <w:p>
-            <w:pPr>
-              <w:spacing w:after="20"/>
-              <w:jc w:val="center"/>
-            </w:pPr>
-            <w:r>
-              <w:rPr>
-                <w:rFonts w:ascii="Arial" w:hAnsi="Arial" w:eastAsia="Arial"/>
-                <w:b/>
-                <w:i w:val="0"/>
-                <w:sz w:val="26"/>
-              </w:rPr>
-              <w:t>E</w:t>
-            </w:r>
-          </w:p>
-        </w:tc>
-        <w:tc>
-          <w:tcPr>
-            <w:tcW w:type="dxa" w:w="488"/>
-            <w:tcBorders>
-              <w:top w:val="single" w:sz="4" w:color="9FB3C8"/>
-              <w:left w:val="single" w:sz="4" w:color="9FB3C8"/>
-              <w:bottom w:val="single" w:sz="4" w:color="9FB3C8"/>
-              <w:right w:val="single" w:sz="4" w:color="9FB3C8"/>
-            </w:tcBorders>
-          </w:tcPr>
-          <w:p>
-            <w:pPr>
-              <w:spacing w:after="20"/>
-              <w:jc w:val="center"/>
-            </w:pPr>
-            <w:r>
-              <w:rPr>
-                <w:rFonts w:ascii="Arial" w:hAnsi="Arial" w:eastAsia="Arial"/>
-                <w:b/>
-                <w:i w:val="0"/>
-                <w:sz w:val="26"/>
-              </w:rPr>
-              <w:t>R</w:t>
-            </w:r>
-          </w:p>
-        </w:tc>
-        <w:tc>
-          <w:tcPr>
-            <w:tcW w:type="dxa" w:w="488"/>
-            <w:tcBorders>
-              <w:top w:val="single" w:sz="4" w:color="9FB3C8"/>
-              <w:left w:val="single" w:sz="4" w:color="9FB3C8"/>
-              <w:bottom w:val="single" w:sz="4" w:color="9FB3C8"/>
-              <w:right w:val="single" w:sz="4" w:color="9FB3C8"/>
-            </w:tcBorders>
-          </w:tcPr>
-          <w:p>
-            <w:pPr>
-              <w:spacing w:after="20"/>
-              <w:jc w:val="center"/>
-            </w:pPr>
-            <w:r>
-              <w:rPr>
-                <w:rFonts w:ascii="Arial" w:hAnsi="Arial" w:eastAsia="Arial"/>
-                <w:b/>
-                <w:i w:val="0"/>
-                <w:sz w:val="26"/>
-              </w:rPr>
-              <w:t>Z</w:t>
-            </w:r>
-          </w:p>
-        </w:tc>
-        <w:tc>
-          <w:tcPr>
-            <w:tcW w:type="dxa" w:w="488"/>
-            <w:tcBorders>
-              <w:top w:val="single" w:sz="4" w:color="9FB3C8"/>
-              <w:left w:val="single" w:sz="4" w:color="9FB3C8"/>
-              <w:bottom w:val="single" w:sz="4" w:color="9FB3C8"/>
-              <w:right w:val="single" w:sz="4" w:color="9FB3C8"/>
-            </w:tcBorders>
-          </w:tcPr>
-          <w:p>
-            <w:pPr>
-              <w:spacing w:after="20"/>
-              <w:jc w:val="center"/>
-            </w:pPr>
-            <w:r>
-              <w:rPr>
-                <w:rFonts w:ascii="Arial" w:hAnsi="Arial" w:eastAsia="Arial"/>
-                <w:b/>
-                <w:i w:val="0"/>
-                <w:sz w:val="26"/>
-              </w:rPr>
-              <w:t>T</w:t>
-            </w:r>
-          </w:p>
-        </w:tc>
-        <w:tc>
-          <w:tcPr>
-            <w:tcW w:type="dxa" w:w="488"/>
-            <w:tcBorders>
-              <w:top w:val="single" w:sz="4" w:color="9FB3C8"/>
-              <w:left w:val="single" w:sz="4" w:color="9FB3C8"/>
-              <w:bottom w:val="single" w:sz="4" w:color="9FB3C8"/>
-              <w:right w:val="single" w:sz="4" w:color="9FB3C8"/>
-            </w:tcBorders>
-          </w:tcPr>
-          <w:p>
-            <w:pPr>
-              <w:spacing w:after="20"/>
-              <w:jc w:val="center"/>
-            </w:pPr>
-            <w:r>
-              <w:rPr>
-                <w:rFonts w:ascii="Arial" w:hAnsi="Arial" w:eastAsia="Arial"/>
-                <w:b/>
-                <w:i w:val="0"/>
-                <w:sz w:val="26"/>
-              </w:rPr>
-              <w:t>A</w:t>
-            </w:r>
-          </w:p>
-        </w:tc>
-        <w:tc>
-          <w:tcPr>
-            <w:tcW w:type="dxa" w:w="488"/>
-            <w:tcBorders>
-              <w:top w:val="single" w:sz="4" w:color="9FB3C8"/>
-              <w:left w:val="single" w:sz="4" w:color="9FB3C8"/>
-              <w:bottom w:val="single" w:sz="4" w:color="9FB3C8"/>
-              <w:right w:val="single" w:sz="4" w:color="9FB3C8"/>
-            </w:tcBorders>
-          </w:tcPr>
-          <w:p>
-            <w:pPr>
-              <w:spacing w:after="20"/>
-              <w:jc w:val="center"/>
-            </w:pPr>
-            <w:r>
-              <w:rPr>
-                <w:rFonts w:ascii="Arial" w:hAnsi="Arial" w:eastAsia="Arial"/>
-                <w:b/>
-                <w:i w:val="0"/>
-                <w:sz w:val="26"/>
-              </w:rPr>
-              <w:t>W</w:t>
-            </w:r>
-          </w:p>
-        </w:tc>
-        <w:tc>
-          <w:tcPr>
-            <w:tcW w:type="dxa" w:w="488"/>
-            <w:tcBorders>
-              <w:top w:val="single" w:sz="4" w:color="9FB3C8"/>
-              <w:left w:val="single" w:sz="4" w:color="9FB3C8"/>
-              <w:bottom w:val="single" w:sz="4" w:color="9FB3C8"/>
-              <w:right w:val="single" w:sz="4" w:color="9FB3C8"/>
-            </w:tcBorders>
-          </w:tcPr>
-          <w:p>
-            <w:pPr>
-              <w:spacing w:after="20"/>
-              <w:jc w:val="center"/>
-            </w:pPr>
-            <w:r>
-              <w:rPr>
-                <w:rFonts w:ascii="Arial" w:hAnsi="Arial" w:eastAsia="Arial"/>
-                <w:b/>
-                <w:i w:val="0"/>
-                <w:sz w:val="26"/>
-              </w:rPr>
-              <w:t>O</w:t>
-            </w:r>
-          </w:p>
-        </w:tc>
-        <w:tc>
-          <w:tcPr>
-            <w:tcW w:type="dxa" w:w="488"/>
-            <w:tcBorders>
-              <w:top w:val="single" w:sz="4" w:color="9FB3C8"/>
-              <w:left w:val="single" w:sz="4" w:color="9FB3C8"/>
-              <w:bottom w:val="single" w:sz="4" w:color="9FB3C8"/>
-              <w:right w:val="single" w:sz="4" w:color="9FB3C8"/>
-            </w:tcBorders>
-          </w:tcPr>
-          <w:p>
-            <w:pPr>
-              <w:spacing w:after="20"/>
-              <w:jc w:val="center"/>
-            </w:pPr>
-            <w:r>
-              <w:rPr>
-                <w:rFonts w:ascii="Arial" w:hAnsi="Arial" w:eastAsia="Arial"/>
-                <w:b/>
-                <w:i w:val="0"/>
-                <w:sz w:val="26"/>
-              </w:rPr>
-              <w:t>O</w:t>
-            </w:r>
-          </w:p>
-        </w:tc>
-        <w:tc>
-          <w:tcPr>
-            <w:tcW w:type="dxa" w:w="488"/>
-            <w:tcBorders>
-              <w:top w:val="single" w:sz="4" w:color="9FB3C8"/>
-              <w:left w:val="single" w:sz="4" w:color="9FB3C8"/>
-              <w:bottom w:val="single" w:sz="4" w:color="9FB3C8"/>
-              <w:right w:val="single" w:sz="4" w:color="9FB3C8"/>
-            </w:tcBorders>
-          </w:tcPr>
-          <w:p>
-            <w:pPr>
-              <w:spacing w:after="20"/>
-              <w:jc w:val="center"/>
-            </w:pPr>
-            <w:r>
-              <w:rPr>
-                <w:rFonts w:ascii="Arial" w:hAnsi="Arial" w:eastAsia="Arial"/>
-                <w:b/>
-                <w:i w:val="0"/>
-                <w:sz w:val="26"/>
-              </w:rPr>
-              <w:t>O</w:t>
+              <w:t>X</w:t>
             </w:r>
           </w:p>
         </w:tc>
@@ -5808,7 +5808,7 @@
           <w:i w:val="0"/>
           <w:sz w:val="24"/>
         </w:rPr>
-        <w:t xml:space="preserve">  Draw your favourite home activity.</w:t>
+        <w:t xml:space="preserve">  Draw your favorite home activity.</w:t>
       </w:r>
     </w:p>
     <w:tbl>
